--- a/kelly_2026_weta_morph_investment.docx
+++ b/kelly_2026_weta_morph_investment.docx
@@ -117,7 +117,20 @@
         <w:t xml:space="preserve"> </w:t>
       </w:r>
       <w:r>
-        <w:t xml:space="preserve">(Gross 1996; Shuster and Wade 2003; Oliveira, Taborsky, and Brockmann 2008)</w:t>
+        <w:t xml:space="preserve">(Gross, 1996; Shuster &amp; Wade, 2003; Oliveira</w:t>
+      </w:r>
+      <w:r>
+        <w:t xml:space="preserve"> </w:t>
+      </w:r>
+      <w:r>
+        <w:rPr>
+          <w:i/>
+          <w:iCs/>
+        </w:rPr>
+        <w:t xml:space="preserve">et al.</w:t>
+      </w:r>
+      <w:r>
+        <w:t xml:space="preserve">, 2008)</w:t>
       </w:r>
       <w:r>
         <w:t xml:space="preserve">. These strategies are frequently associated with conspicuous differences in body size and weaponry, but alternative male phenotypes can differ in many additional aspects of morphology, physiology, behaviour and life history. They are therefore better understood as integrated phenotypes than as otherwise similar males differing only in the exaggerated trait used to classify them</w:t>
@@ -126,7 +139,7 @@
         <w:t xml:space="preserve"> </w:t>
       </w:r>
       <w:r>
-        <w:t xml:space="preserve">(West-Eberhard 2003)</w:t>
+        <w:t xml:space="preserve">(West-Eberhard, 2003)</w:t>
       </w:r>
       <w:r>
         <w:t xml:space="preserve">. Selection should favour coordinated combinations of traits that facilitate the behaviour and ecological circumstances associated with each strategy.</w:t>
@@ -143,7 +156,20 @@
         <w:t xml:space="preserve"> </w:t>
       </w:r>
       <w:r>
-        <w:t xml:space="preserve">(Tomkins, Kotiaho, and Lebas 2005; Husak and Swallow 2011)</w:t>
+        <w:t xml:space="preserve">(Tomkins</w:t>
+      </w:r>
+      <w:r>
+        <w:t xml:space="preserve"> </w:t>
+      </w:r>
+      <w:r>
+        <w:rPr>
+          <w:i/>
+          <w:iCs/>
+        </w:rPr>
+        <w:t xml:space="preserve">et al.</w:t>
+      </w:r>
+      <w:r>
+        <w:t xml:space="preserve">, 2005; Husak &amp; Swallow, 2011)</w:t>
       </w:r>
       <w:r>
         <w:t xml:space="preserve">. Alternatively, investment in an exaggerated structure may occur at the expense of other traits when their development competes for a limited pool of resources</w:t>
@@ -152,7 +178,7 @@
         <w:t xml:space="preserve"> </w:t>
       </w:r>
       <w:r>
-        <w:t xml:space="preserve">(Nijhout and Emlen 1998; Emlen 2001; Moczek and Nijhout 2004)</w:t>
+        <w:t xml:space="preserve">(Nijhout &amp; Emlen, 1998; Emlen, 2001; Moczek &amp; Nijhout, 2004)</w:t>
       </w:r>
       <w:r>
         <w:t xml:space="preserve">. A third possibility is that investment in weapons and investment in supporting structures are positively integrated, such that individuals or morphs with larger weapons also invest more in locomotory and sensory traits—an outcome expected when overall phenotypic quality or developmental resources simultaneously elevate multiple traits</w:t>
@@ -161,7 +187,20 @@
         <w:t xml:space="preserve"> </w:t>
       </w:r>
       <w:r>
-        <w:t xml:space="preserve">(Bonduriansky and Day 2003; Tomkins, Kotiaho, and Lebas 2005)</w:t>
+        <w:t xml:space="preserve">(Bonduriansky &amp; Day, 2003; Tomkins</w:t>
+      </w:r>
+      <w:r>
+        <w:t xml:space="preserve"> </w:t>
+      </w:r>
+      <w:r>
+        <w:rPr>
+          <w:i/>
+          <w:iCs/>
+        </w:rPr>
+        <w:t xml:space="preserve">et al.</w:t>
+      </w:r>
+      <w:r>
+        <w:t xml:space="preserve">, 2005)</w:t>
       </w:r>
       <w:r>
         <w:t xml:space="preserve">. These processes need not be uniform among male morphs. Developmental switches underlying alternative phenotypes can alter the covariance among traits, producing morph-specific patterns of integration even though the morphs possess the same basic anatomical structures</w:t>
@@ -170,7 +209,33 @@
         <w:t xml:space="preserve"> </w:t>
       </w:r>
       <w:r>
-        <w:t xml:space="preserve">(Snell-Rood et al. 2010; Rohner, Macagno, and Moczek 2020)</w:t>
+        <w:t xml:space="preserve">(Snell-Rood</w:t>
+      </w:r>
+      <w:r>
+        <w:t xml:space="preserve"> </w:t>
+      </w:r>
+      <w:r>
+        <w:rPr>
+          <w:i/>
+          <w:iCs/>
+        </w:rPr>
+        <w:t xml:space="preserve">et al.</w:t>
+      </w:r>
+      <w:r>
+        <w:t xml:space="preserve">, 2010; Rohner</w:t>
+      </w:r>
+      <w:r>
+        <w:t xml:space="preserve"> </w:t>
+      </w:r>
+      <w:r>
+        <w:rPr>
+          <w:i/>
+          <w:iCs/>
+        </w:rPr>
+        <w:t xml:space="preserve">et al.</w:t>
+      </w:r>
+      <w:r>
+        <w:t xml:space="preserve">, 2020)</w:t>
       </w:r>
       <w:r>
         <w:t xml:space="preserve">.</w:t>
@@ -187,7 +252,33 @@
         <w:t xml:space="preserve"> </w:t>
       </w:r>
       <w:r>
-        <w:t xml:space="preserve">(Tomkins, Kotiaho, and Lebas 2005; Rohner, Macagno, and Moczek 2020)</w:t>
+        <w:t xml:space="preserve">(Tomkins</w:t>
+      </w:r>
+      <w:r>
+        <w:t xml:space="preserve"> </w:t>
+      </w:r>
+      <w:r>
+        <w:rPr>
+          <w:i/>
+          <w:iCs/>
+        </w:rPr>
+        <w:t xml:space="preserve">et al.</w:t>
+      </w:r>
+      <w:r>
+        <w:t xml:space="preserve">, 2005; Rohner</w:t>
+      </w:r>
+      <w:r>
+        <w:t xml:space="preserve"> </w:t>
+      </w:r>
+      <w:r>
+        <w:rPr>
+          <w:i/>
+          <w:iCs/>
+        </w:rPr>
+        <w:t xml:space="preserve">et al.</w:t>
+      </w:r>
+      <w:r>
+        <w:t xml:space="preserve">, 2020)</w:t>
       </w:r>
       <w:r>
         <w:t xml:space="preserve">, consistent with positive co-expression of weapons and supporting structures in the conventional morph. Similarly, male rhinoceros beetles with relatively long horns also have relatively long wings and foretibiae, potentially improving locomotion and leverage during combat, although horn size is unrelated to eye size after accounting for body size</w:t>
@@ -196,7 +287,7 @@
         <w:t xml:space="preserve"> </w:t>
       </w:r>
       <w:r>
-        <w:t xml:space="preserve">(McCullough and Emlen 2013)</w:t>
+        <w:t xml:space="preserve">(McCullough &amp; Emlen, 2013)</w:t>
       </w:r>
       <w:r>
         <w:t xml:space="preserve">. By contrast, in the male-dimorphic stag beetle</w:t>
@@ -218,7 +309,20 @@
         <w:t xml:space="preserve"> </w:t>
       </w:r>
       <w:r>
-        <w:t xml:space="preserve">(Ito, Ohkubo, and Hasegawa 2017)</w:t>
+        <w:t xml:space="preserve">(Ito</w:t>
+      </w:r>
+      <w:r>
+        <w:t xml:space="preserve"> </w:t>
+      </w:r>
+      <w:r>
+        <w:rPr>
+          <w:i/>
+          <w:iCs/>
+        </w:rPr>
+        <w:t xml:space="preserve">et al.</w:t>
+      </w:r>
+      <w:r>
+        <w:t xml:space="preserve">, 2017)</w:t>
       </w:r>
       <w:r>
         <w:t xml:space="preserve">, suggesting that the traits co-expressed with weaponry can differ between morphs rather than being uniformly larger in the morph with the largest weapons. These findings show that weapon exaggeration can be accompanied by coordinated changes in other traits, but that the pattern and direction of integration need not be predictable from weapon size alone.</w:t>
@@ -235,7 +339,7 @@
         <w:t xml:space="preserve"> </w:t>
       </w:r>
       <w:r>
-        <w:t xml:space="preserve">(Shuster and Wade 2003)</w:t>
+        <w:t xml:space="preserve">(Shuster &amp; Wade, 2003)</w:t>
       </w:r>
       <w:r>
         <w:t xml:space="preserve">. Males that patrol widely or move among defended mating sites may consequently benefit from locomotor structures that enhance movement, whereas males that defend females may benefit from appendages that provide support or leverage during combat. Sensory demands may also differ among strategies, though the direction of morph differences is not predetermined. In the desert bee</w:t>
@@ -257,7 +361,20 @@
         <w:t xml:space="preserve"> </w:t>
       </w:r>
       <w:r>
-        <w:t xml:space="preserve">(Meghan Barrett et al. 2021; M. Barrett and O’Donnell 2026)</w:t>
+        <w:t xml:space="preserve">(Barrett</w:t>
+      </w:r>
+      <w:r>
+        <w:t xml:space="preserve"> </w:t>
+      </w:r>
+      <w:r>
+        <w:rPr>
+          <w:i/>
+          <w:iCs/>
+        </w:rPr>
+        <w:t xml:space="preserve">et al.</w:t>
+      </w:r>
+      <w:r>
+        <w:t xml:space="preserve">, 2021; Barrett &amp; O’Donnell, 2026)</w:t>
       </w:r>
       <w:r>
         <w:t xml:space="preserve">, consistent with enhanced sensory investment in the morph that actively searches for mates. However, if conventional males require accurate sensory assessment of rivals or of gallery quality to defend harems effectively, the direction of morph differences in sensory investment could be reversed. Few studies have examined locomotor and sensory traits together within a single species to determine whether such differences represent coordinated phenotypic divergence or trait-specific responses to the demands of each strategy.</w:t>
@@ -287,7 +404,7 @@
         <w:t xml:space="preserve"> </w:t>
       </w:r>
       <w:r>
-        <w:t xml:space="preserve">(Kelly 2005, 2006; Kelly and Adams 2010)</w:t>
+        <w:t xml:space="preserve">(Kelly, 2005, 2006; Kelly &amp; Adams, 2010)</w:t>
       </w:r>
       <w:r>
         <w:t xml:space="preserve">. Males express three genetically polymorphic, irreversible morphotypes through maturation at the eighth, ninth or tenth juvenile instar</w:t>
@@ -296,7 +413,7 @@
         <w:t xml:space="preserve"> </w:t>
       </w:r>
       <w:r>
-        <w:t xml:space="preserve">(Nason and Kelly 2020; Kelly 2024)</w:t>
+        <w:t xml:space="preserve">(Nason &amp; Kelly, 2020; Kelly, 2024)</w:t>
       </w:r>
       <w:r>
         <w:t xml:space="preserve">. Large tenth-instar males possess the most exaggerated weaponry and commonly fight for control of galleries. Small eighth-instar males possess much smaller weapons and may circumvent larger defenders to obtain copulations or search vegetation for undefended females, whereas ninth-instar males exhibit an intermediate strategy that combines fighting and sneaking depending on the social context</w:t>
@@ -305,7 +422,7 @@
         <w:t xml:space="preserve"> </w:t>
       </w:r>
       <w:r>
-        <w:t xml:space="preserve">(Wilson and Kelly 2019; Kelly 2025)</w:t>
+        <w:t xml:space="preserve">(Wilson &amp; Kelly, 2019; Kelly, 2025)</w:t>
       </w:r>
       <w:r>
         <w:t xml:space="preserve">. The three strategies attain similar average reproductive fitness, consistent with their maintenance as a balanced polymorphism</w:t>
@@ -314,7 +431,7 @@
         <w:t xml:space="preserve"> </w:t>
       </w:r>
       <w:r>
-        <w:t xml:space="preserve">(Nason and Kelly 2020)</w:t>
+        <w:t xml:space="preserve">(Nason &amp; Kelly, 2020)</w:t>
       </w:r>
       <w:r>
         <w:t xml:space="preserve">.</w:t>
@@ -462,7 +579,7 @@
         <w:t xml:space="preserve"> </w:t>
       </w:r>
       <w:r>
-        <w:t xml:space="preserve">Kelly and Adams (2010)</w:t>
+        <w:t xml:space="preserve">Kelly &amp; Adams (2010)</w:t>
       </w:r>
       <w:r>
         <w:t xml:space="preserve"> </w:t>
@@ -483,7 +600,7 @@
         <w:t xml:space="preserve"> </w:t>
       </w:r>
       <w:r>
-        <w:t xml:space="preserve">(Kelly 2026)</w:t>
+        <w:t xml:space="preserve">(Kelly, 2026)</w:t>
       </w:r>
       <w:r>
         <w:t xml:space="preserve">.</w:t>
@@ -564,7 +681,20 @@
         <w:t xml:space="preserve"> </w:t>
       </w:r>
       <w:r>
-        <w:t xml:space="preserve">(Schindelin et al. 2012)</w:t>
+        <w:t xml:space="preserve">(Schindelin</w:t>
+      </w:r>
+      <w:r>
+        <w:t xml:space="preserve"> </w:t>
+      </w:r>
+      <w:r>
+        <w:rPr>
+          <w:i/>
+          <w:iCs/>
+        </w:rPr>
+        <w:t xml:space="preserve">et al.</w:t>
+      </w:r>
+      <w:r>
+        <w:t xml:space="preserve">, 2012)</w:t>
       </w:r>
       <w:r>
         <w:t xml:space="preserve">. All linear traits were measured using the straight-line tool, with measurement endpoints defined by consistent anatomical landmarks illustrated in Figure 1. Ear area was measured by tracing the perimeter of the tympanal membrane using the freehand selection tool.</w:t>
@@ -862,7 +992,7 @@
         <w:t xml:space="preserve"> </w:t>
       </w:r>
       <w:r>
-        <w:t xml:space="preserve">(R Core Team 2025)</w:t>
+        <w:t xml:space="preserve">(R Core Team, 2025)</w:t>
       </w:r>
       <w:r>
         <w:t xml:space="preserve">. Data preparation and visualization were performed using the</w:t>
@@ -881,7 +1011,20 @@
         <w:t xml:space="preserve"> </w:t>
       </w:r>
       <w:r>
-        <w:t xml:space="preserve">(Wickham et al. 2019)</w:t>
+        <w:t xml:space="preserve">(Wickham</w:t>
+      </w:r>
+      <w:r>
+        <w:t xml:space="preserve"> </w:t>
+      </w:r>
+      <w:r>
+        <w:rPr>
+          <w:i/>
+          <w:iCs/>
+        </w:rPr>
+        <w:t xml:space="preserve">et al.</w:t>
+      </w:r>
+      <w:r>
+        <w:t xml:space="preserve">, 2019)</w:t>
       </w:r>
       <w:r>
         <w:t xml:space="preserve">. Ordinary least-squares models were fitted using base R. Linear mixed-effects models were fitted using</w:t>
@@ -900,7 +1043,20 @@
         <w:t xml:space="preserve"> </w:t>
       </w:r>
       <w:r>
-        <w:t xml:space="preserve">(Bates et al. 2015)</w:t>
+        <w:t xml:space="preserve">(Bates</w:t>
+      </w:r>
+      <w:r>
+        <w:t xml:space="preserve"> </w:t>
+      </w:r>
+      <w:r>
+        <w:rPr>
+          <w:i/>
+          <w:iCs/>
+        </w:rPr>
+        <w:t xml:space="preserve">et al.</w:t>
+      </w:r>
+      <w:r>
+        <w:t xml:space="preserve">, 2015)</w:t>
       </w:r>
       <w:r>
         <w:t xml:space="preserve"> </w:t>
@@ -922,7 +1078,20 @@
         <w:t xml:space="preserve"> </w:t>
       </w:r>
       <w:r>
-        <w:t xml:space="preserve">(Kuznetsova, Brockhoff, and Christensen 2017)</w:t>
+        <w:t xml:space="preserve">(Kuznetsova</w:t>
+      </w:r>
+      <w:r>
+        <w:t xml:space="preserve"> </w:t>
+      </w:r>
+      <w:r>
+        <w:rPr>
+          <w:i/>
+          <w:iCs/>
+        </w:rPr>
+        <w:t xml:space="preserve">et al.</w:t>
+      </w:r>
+      <w:r>
+        <w:t xml:space="preserve">, 2017)</w:t>
       </w:r>
       <w:r>
         <w:t xml:space="preserve">. Estimated marginal means, allometric trends and contrasts were calculated using</w:t>
@@ -941,7 +1110,20 @@
         <w:t xml:space="preserve"> </w:t>
       </w:r>
       <w:r>
-        <w:t xml:space="preserve">(Lenth et al. 2019)</w:t>
+        <w:t xml:space="preserve">(Lenth</w:t>
+      </w:r>
+      <w:r>
+        <w:t xml:space="preserve"> </w:t>
+      </w:r>
+      <w:r>
+        <w:rPr>
+          <w:i/>
+          <w:iCs/>
+        </w:rPr>
+        <w:t xml:space="preserve">et al.</w:t>
+      </w:r>
+      <w:r>
+        <w:t xml:space="preserve">, 2019)</w:t>
       </w:r>
       <w:r>
         <w:t xml:space="preserve">, with Kenward–Roger approximations supported by</w:t>
@@ -960,7 +1142,7 @@
         <w:t xml:space="preserve"> </w:t>
       </w:r>
       <w:r>
-        <w:t xml:space="preserve">(Halekoh and Højsgaard 2014)</w:t>
+        <w:t xml:space="preserve">(Halekoh &amp; Højsgaard, 2014)</w:t>
       </w:r>
       <w:r>
         <w:t xml:space="preserve">. Model diagnostics and graphical checks were produced using</w:t>
@@ -979,7 +1161,20 @@
         <w:t xml:space="preserve"> </w:t>
       </w:r>
       <w:r>
-        <w:t xml:space="preserve">(Lüdecke, Ben-Shachar, et al. 2021)</w:t>
+        <w:t xml:space="preserve">(Lüdecke</w:t>
+      </w:r>
+      <w:r>
+        <w:t xml:space="preserve"> </w:t>
+      </w:r>
+      <w:r>
+        <w:rPr>
+          <w:i/>
+          <w:iCs/>
+        </w:rPr>
+        <w:t xml:space="preserve">et al.</w:t>
+      </w:r>
+      <w:r>
+        <w:t xml:space="preserve">, 2021a)</w:t>
       </w:r>
       <w:r>
         <w:t xml:space="preserve">,</w:t>
@@ -998,7 +1193,20 @@
         <w:t xml:space="preserve"> </w:t>
       </w:r>
       <w:r>
-        <w:t xml:space="preserve">(Lüdecke, Patil, et al. 2021)</w:t>
+        <w:t xml:space="preserve">(Lüdecke</w:t>
+      </w:r>
+      <w:r>
+        <w:t xml:space="preserve"> </w:t>
+      </w:r>
+      <w:r>
+        <w:rPr>
+          <w:i/>
+          <w:iCs/>
+        </w:rPr>
+        <w:t xml:space="preserve">et al.</w:t>
+      </w:r>
+      <w:r>
+        <w:t xml:space="preserve">, 2021b)</w:t>
       </w:r>
       <w:r>
         <w:t xml:space="preserve"> </w:t>
@@ -1020,7 +1228,7 @@
         <w:t xml:space="preserve"> </w:t>
       </w:r>
       <w:r>
-        <w:t xml:space="preserve">(Robinson 2014)</w:t>
+        <w:t xml:space="preserve">(Robinson, 2014)</w:t>
       </w:r>
       <w:r>
         <w:t xml:space="preserve">. The R version and package versions used in the analysis were recorded using</w:t>
@@ -5041,7 +5249,7 @@
         <w:t xml:space="preserve"> </w:t>
       </w:r>
       <w:r>
-        <w:t xml:space="preserve">(Wilson and Kelly 2019; Kelly 2025)</w:t>
+        <w:t xml:space="preserve">(Wilson &amp; Kelly, 2019; Kelly, 2025)</w:t>
       </w:r>
       <w:r>
         <w:t xml:space="preserve">. It does not, however, indicate that ninth-instar morphology is specifically adapted for behavioural flexibility. An intermediate phenotype could also arise directly from maturation at an intermediate instar. Functional tests are therefore needed to establish whether the morphological position of ninth-instar males enhances their ability to alternate between fighting and searching tactics.</w:t>
@@ -5058,7 +5266,20 @@
         <w:t xml:space="preserve"> </w:t>
       </w:r>
       <w:r>
-        <w:t xml:space="preserve">(Tomkins, Kotiaho, and Lebas 2005; McCullough and Emlen 2013)</w:t>
+        <w:t xml:space="preserve">(Tomkins</w:t>
+      </w:r>
+      <w:r>
+        <w:t xml:space="preserve"> </w:t>
+      </w:r>
+      <w:r>
+        <w:rPr>
+          <w:i/>
+          <w:iCs/>
+        </w:rPr>
+        <w:t xml:space="preserve">et al.</w:t>
+      </w:r>
+      <w:r>
+        <w:t xml:space="preserve">, 2005; McCullough &amp; Emlen, 2013)</w:t>
       </w:r>
       <w:r>
         <w:t xml:space="preserve">. Nevertheless, the present data describe morphology rather than mechanical performance, and the proposed role of anterior legs in combat remains to be tested directly.</w:t>
@@ -5083,7 +5304,7 @@
         <w:t xml:space="preserve"> </w:t>
       </w:r>
       <w:r>
-        <w:t xml:space="preserve">(Kelly 2026)</w:t>
+        <w:t xml:space="preserve">(Kelly, 2026)</w:t>
       </w:r>
       <w:r>
         <w:t xml:space="preserve">. Locomotory and weapon morphology therefore need not share the same morph-specific scaling rules, further supporting a modular or mosaic interpretation of morphological divergence.</w:t>
@@ -5110,7 +5331,20 @@
         <w:t xml:space="preserve"> </w:t>
       </w:r>
       <w:r>
-        <w:t xml:space="preserve">(Tomkins, Kotiaho, and Lebas 2005; Husak and Swallow 2011)</w:t>
+        <w:t xml:space="preserve">(Tomkins</w:t>
+      </w:r>
+      <w:r>
+        <w:t xml:space="preserve"> </w:t>
+      </w:r>
+      <w:r>
+        <w:rPr>
+          <w:i/>
+          <w:iCs/>
+        </w:rPr>
+        <w:t xml:space="preserve">et al.</w:t>
+      </w:r>
+      <w:r>
+        <w:t xml:space="preserve">, 2005; Husak &amp; Swallow, 2011)</w:t>
       </w:r>
       <w:r>
         <w:t xml:space="preserve">.</w:t>
@@ -5127,7 +5361,23 @@
         <w:t xml:space="preserve"> </w:t>
       </w:r>
       <w:r>
-        <w:t xml:space="preserve">Tomkins, Kotiaho, and Lebas (2005)</w:t>
+        <w:t xml:space="preserve">Tomkins</w:t>
+      </w:r>
+      <w:r>
+        <w:t xml:space="preserve"> </w:t>
+      </w:r>
+      <w:r>
+        <w:rPr>
+          <w:i/>
+          <w:iCs/>
+        </w:rPr>
+        <w:t xml:space="preserve">et al.</w:t>
+      </w:r>
+      <w:r>
+        <w:t xml:space="preserve"> </w:t>
+      </w:r>
+      <w:r>
+        <w:t xml:space="preserve">(2005)</w:t>
       </w:r>
       <w:r>
         <w:t xml:space="preserve"> </w:t>
@@ -5178,7 +5428,20 @@
         <w:t xml:space="preserve"> </w:t>
       </w:r>
       <w:r>
-        <w:t xml:space="preserve">(Meghan Barrett et al. 2021; M. Barrett and O’Donnell 2026)</w:t>
+        <w:t xml:space="preserve">(Barrett</w:t>
+      </w:r>
+      <w:r>
+        <w:t xml:space="preserve"> </w:t>
+      </w:r>
+      <w:r>
+        <w:rPr>
+          <w:i/>
+          <w:iCs/>
+        </w:rPr>
+        <w:t xml:space="preserve">et al.</w:t>
+      </w:r>
+      <w:r>
+        <w:t xml:space="preserve">, 2021; Barrett &amp; O’Donnell, 2026)</w:t>
       </w:r>
       <w:r>
         <w:t xml:space="preserve">. Sensory investment therefore cannot be predicted simply from whether a morph searches actively or defends access to females.</w:t>
@@ -5195,7 +5458,7 @@
         <w:t xml:space="preserve"> </w:t>
       </w:r>
       <w:r>
-        <w:t xml:space="preserve">(Hirani and Bonduriansky 2026)</w:t>
+        <w:t xml:space="preserve">(Hirani &amp; Bonduriansky, 2026)</w:t>
       </w:r>
       <w:r>
         <w:t xml:space="preserve">.</w:t>
@@ -5246,7 +5509,7 @@
         <w:t xml:space="preserve"> </w:t>
       </w:r>
       <w:r>
-        <w:t xml:space="preserve">(Hirani and Bonduriansky 2026)</w:t>
+        <w:t xml:space="preserve">(Hirani &amp; Bonduriansky, 2026)</w:t>
       </w:r>
       <w:r>
         <w:t xml:space="preserve">. Such decoupling may facilitate independent evolutionary change by reducing the extent to which enlargement of one structure alters others. In Wellington tree wētā, sensory traits appear to retain strong coupling with their immediate anatomical substrates while being more weakly connected to variation in weapon investment. Morphological integration is therefore hierarchical: strong locally, positive between weapons and legs, but comparatively weak between weapons and ears within male morphs.</w:t>
@@ -5299,7 +5562,7 @@
         <w:t xml:space="preserve"> </w:t>
       </w:r>
       <w:r>
-        <w:t xml:space="preserve">(Kelly 2024)</w:t>
+        <w:t xml:space="preserve">(Kelly, 2024)</w:t>
       </w:r>
       <w:r>
         <w:t xml:space="preserve">. The leg and sensory differences observed here are therefore less readily explained as incidental consequences of condition-dependent morph determination.</w:t>
@@ -5500,31 +5763,91 @@
       </w:r>
     </w:p>
     <w:bookmarkStart w:id="127" w:name="refs"/>
-    <w:bookmarkStart w:id="64" w:name="ref-barrett2021"/>
+    <w:bookmarkStart w:id="64" w:name="ref-barrett2026"/>
     <w:p>
       <w:pPr>
         <w:pStyle w:val="Bibliography"/>
       </w:pPr>
       <w:r>
-        <w:t xml:space="preserve">Barrett, Meghan, Sophi Schneider, Purnima Sachdeva, Angelina Gomez, Stephen Buchmann, and Sean O’Donnell. 2021.</w:t>
+        <w:t xml:space="preserve">Barrett, M. &amp; O’Donnell, S. 2026.</w:t>
       </w:r>
       <w:r>
         <w:t xml:space="preserve"> </w:t>
       </w:r>
-      <w:r>
-        <w:t xml:space="preserve">“Neuroanatomical Differentiation Associated with Alternative Reproductive Tactics in</w:t>
-      </w:r>
-      <w:r>
-        <w:t xml:space="preserve"> </w:t>
-      </w:r>
-      <w:r>
-        <w:t xml:space="preserve">Male</w:t>
-      </w:r>
-      <w:r>
-        <w:t xml:space="preserve"> </w:t>
-      </w:r>
-      <w:r>
-        <w:t xml:space="preserve">Arid Land Bees,</w:t>
+      <w:hyperlink r:id="rId63">
+        <w:r>
+          <w:rPr>
+            <w:rStyle w:val="Hyperlink"/>
+          </w:rPr>
+          <w:t xml:space="preserve">Sex, head size, and</w:t>
+        </w:r>
+        <w:r>
+          <w:rPr>
+            <w:rStyle w:val="Hyperlink"/>
+          </w:rPr>
+          <w:t xml:space="preserve"> </w:t>
+        </w:r>
+        <w:r>
+          <w:rPr>
+            <w:rStyle w:val="Hyperlink"/>
+          </w:rPr>
+          <w:t xml:space="preserve">Male</w:t>
+        </w:r>
+        <w:r>
+          <w:rPr>
+            <w:rStyle w:val="Hyperlink"/>
+          </w:rPr>
+          <w:t xml:space="preserve"> </w:t>
+        </w:r>
+        <w:r>
+          <w:rPr>
+            <w:rStyle w:val="Hyperlink"/>
+          </w:rPr>
+          <w:t xml:space="preserve">mate location behavior affect allometric scaling of the eyes in</w:t>
+        </w:r>
+        <w:r>
+          <w:rPr>
+            <w:rStyle w:val="Hyperlink"/>
+          </w:rPr>
+          <w:t xml:space="preserve"> </w:t>
+        </w:r>
+        <w:r>
+          <w:rPr>
+            <w:rStyle w:val="Hyperlink"/>
+            <w:i/>
+            <w:iCs/>
+          </w:rPr>
+          <w:t xml:space="preserve">Centris</w:t>
+        </w:r>
+        <w:r>
+          <w:rPr>
+            <w:rStyle w:val="Hyperlink"/>
+          </w:rPr>
+          <w:t xml:space="preserve"> </w:t>
+        </w:r>
+        <w:r>
+          <w:rPr>
+            <w:rStyle w:val="Hyperlink"/>
+            <w:i/>
+            <w:iCs/>
+          </w:rPr>
+          <w:t xml:space="preserve">Pallida</w:t>
+        </w:r>
+        <w:r>
+          <w:rPr>
+            <w:rStyle w:val="Hyperlink"/>
+          </w:rPr>
+          <w:t xml:space="preserve"> </w:t>
+        </w:r>
+        <w:r>
+          <w:rPr>
+            <w:rStyle w:val="Hyperlink"/>
+          </w:rPr>
+          <w:t xml:space="preserve">(hymenoptera: Apidae) bees</w:t>
+        </w:r>
+      </w:hyperlink>
+      <w:r>
+        <w:t xml:space="preserve">.</w:t>
       </w:r>
       <w:r>
         <w:t xml:space="preserve"> </w:t>
@@ -5534,46 +5857,136 @@
           <w:i/>
           <w:iCs/>
         </w:rPr>
-        <w:t xml:space="preserve">Centris</w:t>
+        <w:t xml:space="preserve">Integr. Org. Biol.</w:t>
       </w:r>
       <w:r>
         <w:t xml:space="preserve"> </w:t>
       </w:r>
       <w:r>
         <w:rPr>
-          <w:i/>
-          <w:iCs/>
+          <w:b/>
+          <w:bCs/>
         </w:rPr>
-        <w:t xml:space="preserve">Pallida</w:t>
+        <w:t xml:space="preserve">8</w:t>
+      </w:r>
+      <w:r>
+        <w:t xml:space="preserve">: obag016.</w:t>
+      </w:r>
+    </w:p>
+    <w:bookmarkEnd w:id="64"/>
+    <w:bookmarkStart w:id="66" w:name="ref-barrett2021"/>
+    <w:p>
+      <w:pPr>
+        <w:pStyle w:val="Bibliography"/>
+      </w:pPr>
+      <w:r>
+        <w:t xml:space="preserve">Barrett, M., Schneider, S., Sachdeva, P., Gomez, A., Buchmann, S. &amp; O’Donnell, S. 2021.</w:t>
       </w:r>
       <w:r>
         <w:t xml:space="preserve"> </w:t>
       </w:r>
-      <w:r>
-        <w:t xml:space="preserve">and</w:t>
-      </w:r>
-      <w:r>
-        <w:t xml:space="preserve"> </w:t>
-      </w:r>
-      <w:r>
-        <w:rPr>
-          <w:i/>
-          <w:iCs/>
-        </w:rPr>
-        <w:t xml:space="preserve">Amegilla</w:t>
-      </w:r>
-      <w:r>
-        <w:t xml:space="preserve"> </w:t>
-      </w:r>
-      <w:r>
-        <w:rPr>
-          <w:i/>
-          <w:iCs/>
-        </w:rPr>
-        <w:t xml:space="preserve">Dawsoni</w:t>
-      </w:r>
-      <w:r>
-        <w:t xml:space="preserve">.”</w:t>
+      <w:hyperlink r:id="rId65">
+        <w:r>
+          <w:rPr>
+            <w:rStyle w:val="Hyperlink"/>
+          </w:rPr>
+          <w:t xml:space="preserve">Neuroanatomical differentiation associated with alternative reproductive tactics in</w:t>
+        </w:r>
+        <w:r>
+          <w:rPr>
+            <w:rStyle w:val="Hyperlink"/>
+          </w:rPr>
+          <w:t xml:space="preserve"> </w:t>
+        </w:r>
+        <w:r>
+          <w:rPr>
+            <w:rStyle w:val="Hyperlink"/>
+          </w:rPr>
+          <w:t xml:space="preserve">Male</w:t>
+        </w:r>
+        <w:r>
+          <w:rPr>
+            <w:rStyle w:val="Hyperlink"/>
+          </w:rPr>
+          <w:t xml:space="preserve"> </w:t>
+        </w:r>
+        <w:r>
+          <w:rPr>
+            <w:rStyle w:val="Hyperlink"/>
+          </w:rPr>
+          <w:t xml:space="preserve">arid land bees,</w:t>
+        </w:r>
+        <w:r>
+          <w:rPr>
+            <w:rStyle w:val="Hyperlink"/>
+          </w:rPr>
+          <w:t xml:space="preserve"> </w:t>
+        </w:r>
+        <w:r>
+          <w:rPr>
+            <w:rStyle w:val="Hyperlink"/>
+            <w:i/>
+            <w:iCs/>
+          </w:rPr>
+          <w:t xml:space="preserve">Centris</w:t>
+        </w:r>
+        <w:r>
+          <w:rPr>
+            <w:rStyle w:val="Hyperlink"/>
+          </w:rPr>
+          <w:t xml:space="preserve"> </w:t>
+        </w:r>
+        <w:r>
+          <w:rPr>
+            <w:rStyle w:val="Hyperlink"/>
+            <w:i/>
+            <w:iCs/>
+          </w:rPr>
+          <w:t xml:space="preserve">Pallida</w:t>
+        </w:r>
+        <w:r>
+          <w:rPr>
+            <w:rStyle w:val="Hyperlink"/>
+          </w:rPr>
+          <w:t xml:space="preserve"> </w:t>
+        </w:r>
+        <w:r>
+          <w:rPr>
+            <w:rStyle w:val="Hyperlink"/>
+          </w:rPr>
+          <w:t xml:space="preserve">and</w:t>
+        </w:r>
+        <w:r>
+          <w:rPr>
+            <w:rStyle w:val="Hyperlink"/>
+          </w:rPr>
+          <w:t xml:space="preserve"> </w:t>
+        </w:r>
+        <w:r>
+          <w:rPr>
+            <w:rStyle w:val="Hyperlink"/>
+            <w:i/>
+            <w:iCs/>
+          </w:rPr>
+          <w:t xml:space="preserve">Amegilla</w:t>
+        </w:r>
+        <w:r>
+          <w:rPr>
+            <w:rStyle w:val="Hyperlink"/>
+          </w:rPr>
+          <w:t xml:space="preserve"> </w:t>
+        </w:r>
+        <w:r>
+          <w:rPr>
+            <w:rStyle w:val="Hyperlink"/>
+            <w:i/>
+            <w:iCs/>
+          </w:rPr>
+          <w:t xml:space="preserve">Dawsoni</w:t>
+        </w:r>
+      </w:hyperlink>
+      <w:r>
+        <w:t xml:space="preserve">.</w:t>
       </w:r>
       <w:r>
         <w:t xml:space="preserve"> </w:t>
@@ -5589,105 +6002,14 @@
         <w:t xml:space="preserve"> </w:t>
       </w:r>
       <w:r>
-        <w:t xml:space="preserve">207 (4): 497–504.</w:t>
-      </w:r>
-      <w:r>
-        <w:t xml:space="preserve"> </w:t>
-      </w:r>
-      <w:hyperlink r:id="rId63">
-        <w:r>
-          <w:rPr>
-            <w:rStyle w:val="Hyperlink"/>
-          </w:rPr>
-          <w:t xml:space="preserve">https://doi.org/10.1007/s00359-021-01492-4</w:t>
-        </w:r>
-      </w:hyperlink>
-      <w:r>
-        <w:t xml:space="preserve">.</w:t>
-      </w:r>
-    </w:p>
-    <w:bookmarkEnd w:id="64"/>
-    <w:bookmarkStart w:id="66" w:name="ref-barrett2026"/>
-    <w:p>
-      <w:pPr>
-        <w:pStyle w:val="Bibliography"/>
-      </w:pPr>
-      <w:r>
-        <w:t xml:space="preserve">Barrett, M, and S O’Donnell. 2026.</w:t>
-      </w:r>
-      <w:r>
-        <w:t xml:space="preserve"> </w:t>
-      </w:r>
-      <w:r>
-        <w:t xml:space="preserve">“Sex, Head Size, and</w:t>
-      </w:r>
-      <w:r>
-        <w:t xml:space="preserve"> </w:t>
-      </w:r>
-      <w:r>
-        <w:t xml:space="preserve">Male</w:t>
-      </w:r>
-      <w:r>
-        <w:t xml:space="preserve"> </w:t>
-      </w:r>
-      <w:r>
-        <w:t xml:space="preserve">Mate Location Behavior Affect Allometric Scaling of the Eyes in</w:t>
-      </w:r>
-      <w:r>
-        <w:t xml:space="preserve"> </w:t>
-      </w:r>
-      <w:r>
         <w:rPr>
-          <w:i/>
-          <w:iCs/>
+          <w:b/>
+          <w:bCs/>
         </w:rPr>
-        <w:t xml:space="preserve">Centris</w:t>
-      </w:r>
-      <w:r>
-        <w:t xml:space="preserve"> </w:t>
-      </w:r>
-      <w:r>
-        <w:rPr>
-          <w:i/>
-          <w:iCs/>
-        </w:rPr>
-        <w:t xml:space="preserve">Pallida</w:t>
-      </w:r>
-      <w:r>
-        <w:t xml:space="preserve"> </w:t>
-      </w:r>
-      <w:r>
-        <w:t xml:space="preserve">(Hymenoptera: Apidae) Bees.”</w:t>
-      </w:r>
-      <w:r>
-        <w:t xml:space="preserve"> </w:t>
-      </w:r>
-      <w:r>
-        <w:rPr>
-          <w:i/>
-          <w:iCs/>
-        </w:rPr>
-        <w:t xml:space="preserve">Integr. Org. Biol.</w:t>
-      </w:r>
-      <w:r>
-        <w:t xml:space="preserve"> </w:t>
-      </w:r>
-      <w:r>
-        <w:t xml:space="preserve">8 (1): obag016.</w:t>
-      </w:r>
-      <w:r>
-        <w:t xml:space="preserve"> </w:t>
-      </w:r>
-      <w:hyperlink r:id="rId65">
-        <w:r>
-          <w:rPr>
-            <w:rStyle w:val="Hyperlink"/>
-          </w:rPr>
-          <w:t xml:space="preserve">https://doi.org/10.1093/iob/obag016</w:t>
-        </w:r>
-      </w:hyperlink>
-      <w:r>
-        <w:t xml:space="preserve">.</w:t>
+        <w:t xml:space="preserve">207</w:t>
+      </w:r>
+      <w:r>
+        <w:t xml:space="preserve">: 497–504.</w:t>
       </w:r>
     </w:p>
     <w:bookmarkEnd w:id="66"/>
@@ -5697,13 +6019,21 @@
         <w:pStyle w:val="Bibliography"/>
       </w:pPr>
       <w:r>
-        <w:t xml:space="preserve">Bates, Douglas, Martin Mächler, Ben Bolker, and Steve Walker. 2015.</w:t>
+        <w:t xml:space="preserve">Bates, D., Mächler, M., Bolker, B. &amp; Walker, S. 2015.</w:t>
       </w:r>
       <w:r>
         <w:t xml:space="preserve"> </w:t>
       </w:r>
-      <w:r>
-        <w:t xml:space="preserve">“Fitting Linear Mixed-Effects Models Using Lme4.”</w:t>
+      <w:hyperlink r:id="rId67">
+        <w:r>
+          <w:rPr>
+            <w:rStyle w:val="Hyperlink"/>
+          </w:rPr>
+          <w:t xml:space="preserve">Fitting linear mixed-effects models using Lme4</w:t>
+        </w:r>
+      </w:hyperlink>
+      <w:r>
+        <w:t xml:space="preserve">.</w:t>
       </w:r>
       <w:r>
         <w:t xml:space="preserve"> </w:t>
@@ -5719,21 +6049,14 @@
         <w:t xml:space="preserve"> </w:t>
       </w:r>
       <w:r>
-        <w:t xml:space="preserve">67 (1): 1–48.</w:t>
-      </w:r>
-      <w:r>
-        <w:t xml:space="preserve"> </w:t>
-      </w:r>
-      <w:hyperlink r:id="rId67">
-        <w:r>
-          <w:rPr>
-            <w:rStyle w:val="Hyperlink"/>
-          </w:rPr>
-          <w:t xml:space="preserve">https://doi.org/10.18637/jss.v067.i01</w:t>
-        </w:r>
-      </w:hyperlink>
-      <w:r>
-        <w:t xml:space="preserve">.</w:t>
+        <w:rPr>
+          <w:b/>
+          <w:bCs/>
+        </w:rPr>
+        <w:t xml:space="preserve">67</w:t>
+      </w:r>
+      <w:r>
+        <w:t xml:space="preserve">: 1–48. Foundation for Open Access Statistic.</w:t>
       </w:r>
     </w:p>
     <w:bookmarkEnd w:id="68"/>
@@ -5743,13 +6066,7 @@
         <w:pStyle w:val="Bibliography"/>
       </w:pPr>
       <w:r>
-        <w:t xml:space="preserve">Bonduriansky, R., and Troy Day. 2003.</w:t>
-      </w:r>
-      <w:r>
-        <w:t xml:space="preserve"> </w:t>
-      </w:r>
-      <w:r>
-        <w:t xml:space="preserve">“The Evolution of Static Allometry in Sexually Selected Traits.”</w:t>
+        <w:t xml:space="preserve">Bonduriansky, R. &amp; Day, T. 2003. The evolution of static allometry in sexually selected traits.</w:t>
       </w:r>
       <w:r>
         <w:t xml:space="preserve"> </w:t>
@@ -5765,7 +6082,14 @@
         <w:t xml:space="preserve"> </w:t>
       </w:r>
       <w:r>
-        <w:t xml:space="preserve">57 (11): 2450–58.</w:t>
+        <w:rPr>
+          <w:b/>
+          <w:bCs/>
+        </w:rPr>
+        <w:t xml:space="preserve">57</w:t>
+      </w:r>
+      <w:r>
+        <w:t xml:space="preserve">: 2450–2458.</w:t>
       </w:r>
     </w:p>
     <w:bookmarkEnd w:id="69"/>
@@ -5775,13 +6099,21 @@
         <w:pStyle w:val="Bibliography"/>
       </w:pPr>
       <w:r>
-        <w:t xml:space="preserve">Emlen, D. J. 2001.</w:t>
+        <w:t xml:space="preserve">Emlen, D.J. 2001.</w:t>
       </w:r>
       <w:r>
         <w:t xml:space="preserve"> </w:t>
       </w:r>
-      <w:r>
-        <w:t xml:space="preserve">“Costs and the Diversification of Exaggerated Animal Structures.”</w:t>
+      <w:hyperlink r:id="rId70">
+        <w:r>
+          <w:rPr>
+            <w:rStyle w:val="Hyperlink"/>
+          </w:rPr>
+          <w:t xml:space="preserve">Costs and the diversification of exaggerated animal structures</w:t>
+        </w:r>
+      </w:hyperlink>
+      <w:r>
+        <w:t xml:space="preserve">.</w:t>
       </w:r>
       <w:r>
         <w:t xml:space="preserve"> </w:t>
@@ -5797,21 +6129,14 @@
         <w:t xml:space="preserve"> </w:t>
       </w:r>
       <w:r>
-        <w:t xml:space="preserve">291 (5508): 1534–36.</w:t>
-      </w:r>
-      <w:r>
-        <w:t xml:space="preserve"> </w:t>
-      </w:r>
-      <w:hyperlink r:id="rId70">
-        <w:r>
-          <w:rPr>
-            <w:rStyle w:val="Hyperlink"/>
-          </w:rPr>
-          <w:t xml:space="preserve">https://doi.org/10.1126/science.1056607</w:t>
-        </w:r>
-      </w:hyperlink>
-      <w:r>
-        <w:t xml:space="preserve">.</w:t>
+        <w:rPr>
+          <w:b/>
+          <w:bCs/>
+        </w:rPr>
+        <w:t xml:space="preserve">291</w:t>
+      </w:r>
+      <w:r>
+        <w:t xml:space="preserve">: 1534–6.</w:t>
       </w:r>
     </w:p>
     <w:bookmarkEnd w:id="71"/>
@@ -5821,13 +6146,21 @@
         <w:pStyle w:val="Bibliography"/>
       </w:pPr>
       <w:r>
-        <w:t xml:space="preserve">Gross, M. R. 1996.</w:t>
+        <w:t xml:space="preserve">Gross, M.R. 1996.</w:t>
       </w:r>
       <w:r>
         <w:t xml:space="preserve"> </w:t>
       </w:r>
-      <w:r>
-        <w:t xml:space="preserve">“Alternative Reproductive Strategies and Tactics: Diversity Within Sexes.”</w:t>
+      <w:hyperlink r:id="rId72">
+        <w:r>
+          <w:rPr>
+            <w:rStyle w:val="Hyperlink"/>
+          </w:rPr>
+          <w:t xml:space="preserve">Alternative reproductive strategies and tactics: Diversity within sexes</w:t>
+        </w:r>
+      </w:hyperlink>
+      <w:r>
+        <w:t xml:space="preserve">.</w:t>
       </w:r>
       <w:r>
         <w:t xml:space="preserve"> </w:t>
@@ -5843,21 +6176,14 @@
         <w:t xml:space="preserve"> </w:t>
       </w:r>
       <w:r>
-        <w:t xml:space="preserve">11 (2): 92–98.</w:t>
-      </w:r>
-      <w:r>
-        <w:t xml:space="preserve"> </w:t>
-      </w:r>
-      <w:hyperlink r:id="rId72">
-        <w:r>
-          <w:rPr>
-            <w:rStyle w:val="Hyperlink"/>
-          </w:rPr>
-          <w:t xml:space="preserve">https://doi.org/10.1016/0169-5347(96)81050-0</w:t>
-        </w:r>
-      </w:hyperlink>
-      <w:r>
-        <w:t xml:space="preserve">.</w:t>
+        <w:rPr>
+          <w:b/>
+          <w:bCs/>
+        </w:rPr>
+        <w:t xml:space="preserve">11</w:t>
+      </w:r>
+      <w:r>
+        <w:t xml:space="preserve">: 92–8.</w:t>
       </w:r>
     </w:p>
     <w:bookmarkEnd w:id="73"/>
@@ -5867,31 +6193,57 @@
         <w:pStyle w:val="Bibliography"/>
       </w:pPr>
       <w:r>
-        <w:t xml:space="preserve">Halekoh, Ulrich, and Søren Højsgaard. 2014.</w:t>
+        <w:t xml:space="preserve">Halekoh, U. &amp; Højsgaard, S. 2014.</w:t>
       </w:r>
       <w:r>
         <w:t xml:space="preserve"> </w:t>
       </w:r>
-      <w:r>
-        <w:t xml:space="preserve">“A</w:t>
-      </w:r>
-      <w:r>
-        <w:t xml:space="preserve"> </w:t>
-      </w:r>
-      <w:r>
-        <w:t xml:space="preserve">Enward-</w:t>
-      </w:r>
-      <w:r>
-        <w:t xml:space="preserve">Oger Approximation and Parametric Bootstrap Methods for Tests in Linear Mixed Models – the</w:t>
-      </w:r>
-      <w:r>
-        <w:t xml:space="preserve"> </w:t>
-      </w:r>
-      <w:r>
-        <w:t xml:space="preserve"> </w:t>
-      </w:r>
-      <w:r>
-        <w:t xml:space="preserve">Package Pbkrtest.”</w:t>
+      <w:hyperlink r:id="rId74">
+        <w:r>
+          <w:rPr>
+            <w:rStyle w:val="Hyperlink"/>
+          </w:rPr>
+          <w:t xml:space="preserve">A</w:t>
+        </w:r>
+        <w:r>
+          <w:rPr>
+            <w:rStyle w:val="Hyperlink"/>
+          </w:rPr>
+          <w:t xml:space="preserve"> </w:t>
+        </w:r>
+        <w:r>
+          <w:rPr>
+            <w:rStyle w:val="Hyperlink"/>
+          </w:rPr>
+          <w:t xml:space="preserve">enward-</w:t>
+        </w:r>
+        <w:r>
+          <w:rPr>
+            <w:rStyle w:val="Hyperlink"/>
+          </w:rPr>
+          <w:t xml:space="preserve">oger approximation and parametric bootstrap methods for tests in linear mixed models – the</w:t>
+        </w:r>
+        <w:r>
+          <w:rPr>
+            <w:rStyle w:val="Hyperlink"/>
+          </w:rPr>
+          <w:t xml:space="preserve"> </w:t>
+        </w:r>
+        <w:r>
+          <w:rPr>
+            <w:rStyle w:val="Hyperlink"/>
+          </w:rPr>
+          <w:t xml:space="preserve"> </w:t>
+        </w:r>
+        <w:r>
+          <w:rPr>
+            <w:rStyle w:val="Hyperlink"/>
+          </w:rPr>
+          <w:t xml:space="preserve">package pbkrtest</w:t>
+        </w:r>
+      </w:hyperlink>
+      <w:r>
+        <w:t xml:space="preserve">.</w:t>
       </w:r>
       <w:r>
         <w:t xml:space="preserve"> </w:t>
@@ -5907,21 +6259,14 @@
         <w:t xml:space="preserve"> </w:t>
       </w:r>
       <w:r>
-        <w:t xml:space="preserve">59: 1–32.</w:t>
-      </w:r>
-      <w:r>
-        <w:t xml:space="preserve"> </w:t>
-      </w:r>
-      <w:hyperlink r:id="rId74">
-        <w:r>
-          <w:rPr>
-            <w:rStyle w:val="Hyperlink"/>
-          </w:rPr>
-          <w:t xml:space="preserve">https://doi.org/10.18637/jss.v059.i09</w:t>
-        </w:r>
-      </w:hyperlink>
-      <w:r>
-        <w:t xml:space="preserve">.</w:t>
+        <w:rPr>
+          <w:b/>
+          <w:bCs/>
+        </w:rPr>
+        <w:t xml:space="preserve">59</w:t>
+      </w:r>
+      <w:r>
+        <w:t xml:space="preserve">: 1–32.</w:t>
       </w:r>
     </w:p>
     <w:bookmarkEnd w:id="75"/>
@@ -5931,13 +6276,21 @@
         <w:pStyle w:val="Bibliography"/>
       </w:pPr>
       <w:r>
-        <w:t xml:space="preserve">Hirani, Shay, and Russell Bonduriansky. 2026.</w:t>
+        <w:t xml:space="preserve">Hirani, S. &amp; Bonduriansky, R. 2026.</w:t>
       </w:r>
       <w:r>
         <w:t xml:space="preserve"> </w:t>
       </w:r>
-      <w:r>
-        <w:t xml:space="preserve">“Scaling and Developmental Integration of a Secondary Sexual Sensory Trait.”</w:t>
+      <w:hyperlink r:id="rId76">
+        <w:r>
+          <w:rPr>
+            <w:rStyle w:val="Hyperlink"/>
+          </w:rPr>
+          <w:t xml:space="preserve">Scaling and developmental integration of a secondary sexual sensory trait</w:t>
+        </w:r>
+      </w:hyperlink>
+      <w:r>
+        <w:t xml:space="preserve">.</w:t>
       </w:r>
       <w:r>
         <w:t xml:space="preserve"> </w:t>
@@ -5953,21 +6306,14 @@
         <w:t xml:space="preserve"> </w:t>
       </w:r>
       <w:r>
-        <w:t xml:space="preserve">40 (1): 8–25.</w:t>
-      </w:r>
-      <w:r>
-        <w:t xml:space="preserve"> </w:t>
-      </w:r>
-      <w:hyperlink r:id="rId76">
-        <w:r>
-          <w:rPr>
-            <w:rStyle w:val="Hyperlink"/>
-          </w:rPr>
-          <w:t xml:space="preserve">https://doi.org/10.1007/s10682-025-10369-w</w:t>
-        </w:r>
-      </w:hyperlink>
-      <w:r>
-        <w:t xml:space="preserve">.</w:t>
+        <w:rPr>
+          <w:b/>
+          <w:bCs/>
+        </w:rPr>
+        <w:t xml:space="preserve">40</w:t>
+      </w:r>
+      <w:r>
+        <w:t xml:space="preserve">: 8–25.</w:t>
       </w:r>
     </w:p>
     <w:bookmarkEnd w:id="77"/>
@@ -5977,13 +6323,21 @@
         <w:pStyle w:val="Bibliography"/>
       </w:pPr>
       <w:r>
-        <w:t xml:space="preserve">Husak, Jerry F., and John G. Swallow. 2011.</w:t>
+        <w:t xml:space="preserve">Husak, J.F. &amp; Swallow, J.G. 2011.</w:t>
       </w:r>
       <w:r>
         <w:t xml:space="preserve"> </w:t>
       </w:r>
-      <w:r>
-        <w:t xml:space="preserve">“Compensatory Traits and the Evolution of Male Ornaments.”</w:t>
+      <w:hyperlink r:id="rId78">
+        <w:r>
+          <w:rPr>
+            <w:rStyle w:val="Hyperlink"/>
+          </w:rPr>
+          <w:t xml:space="preserve">Compensatory traits and the evolution of male ornaments</w:t>
+        </w:r>
+      </w:hyperlink>
+      <w:r>
+        <w:t xml:space="preserve">.</w:t>
       </w:r>
       <w:r>
         <w:t xml:space="preserve"> </w:t>
@@ -5999,21 +6353,14 @@
         <w:t xml:space="preserve"> </w:t>
       </w:r>
       <w:r>
-        <w:t xml:space="preserve">148 (1): 1–29.</w:t>
-      </w:r>
-      <w:r>
-        <w:t xml:space="preserve"> </w:t>
-      </w:r>
-      <w:hyperlink r:id="rId78">
-        <w:r>
-          <w:rPr>
-            <w:rStyle w:val="Hyperlink"/>
-          </w:rPr>
-          <w:t xml:space="preserve">https://www.jstor.org/stable/25799795</w:t>
-        </w:r>
-      </w:hyperlink>
-      <w:r>
-        <w:t xml:space="preserve">.</w:t>
+        <w:rPr>
+          <w:b/>
+          <w:bCs/>
+        </w:rPr>
+        <w:t xml:space="preserve">148</w:t>
+      </w:r>
+      <w:r>
+        <w:t xml:space="preserve">: 1–29. BRILL.</w:t>
       </w:r>
     </w:p>
     <w:bookmarkEnd w:id="79"/>
@@ -6023,49 +6370,93 @@
         <w:pStyle w:val="Bibliography"/>
       </w:pPr>
       <w:r>
-        <w:t xml:space="preserve">Ito, J., Y. Ohkubo, and E. Hasegawa. 2017.</w:t>
+        <w:t xml:space="preserve">Ito, J., Ohkubo, Y. &amp; Hasegawa, E. 2017.</w:t>
       </w:r>
       <w:r>
         <w:t xml:space="preserve"> </w:t>
       </w:r>
-      <w:r>
-        <w:t xml:space="preserve">“Morph-</w:t>
-      </w:r>
-      <w:r>
-        <w:t xml:space="preserve">Specific Weapon-Correlated Traits</w:t>
-      </w:r>
-      <w:r>
-        <w:t xml:space="preserve"> </w:t>
-      </w:r>
-      <w:r>
-        <w:t xml:space="preserve">in a</w:t>
-      </w:r>
-      <w:r>
-        <w:t xml:space="preserve"> </w:t>
-      </w:r>
-      <w:r>
-        <w:t xml:space="preserve">Male Dimorphic Stag Beetle Prosopocoilus</w:t>
-      </w:r>
-      <w:r>
-        <w:t xml:space="preserve"> </w:t>
-      </w:r>
-      <w:r>
-        <w:t xml:space="preserve">Inclinatus, (</w:t>
-      </w:r>
-      <w:r>
-        <w:t xml:space="preserve">Coleoptera</w:t>
-      </w:r>
-      <w:r>
-        <w:t xml:space="preserve">:</w:t>
-      </w:r>
-      <w:r>
-        <w:t xml:space="preserve"> </w:t>
-      </w:r>
-      <w:r>
-        <w:t xml:space="preserve">Lucanidae</w:t>
-      </w:r>
-      <w:r>
-        <w:t xml:space="preserve">).”</w:t>
+      <w:hyperlink r:id="rId80">
+        <w:r>
+          <w:rPr>
+            <w:rStyle w:val="Hyperlink"/>
+          </w:rPr>
+          <w:t xml:space="preserve">Morph-</w:t>
+        </w:r>
+        <w:r>
+          <w:rPr>
+            <w:rStyle w:val="Hyperlink"/>
+          </w:rPr>
+          <w:t xml:space="preserve">Specific Weapon-Correlated Traits</w:t>
+        </w:r>
+        <w:r>
+          <w:rPr>
+            <w:rStyle w:val="Hyperlink"/>
+          </w:rPr>
+          <w:t xml:space="preserve"> </w:t>
+        </w:r>
+        <w:r>
+          <w:rPr>
+            <w:rStyle w:val="Hyperlink"/>
+          </w:rPr>
+          <w:t xml:space="preserve">in a</w:t>
+        </w:r>
+        <w:r>
+          <w:rPr>
+            <w:rStyle w:val="Hyperlink"/>
+          </w:rPr>
+          <w:t xml:space="preserve"> </w:t>
+        </w:r>
+        <w:r>
+          <w:rPr>
+            <w:rStyle w:val="Hyperlink"/>
+          </w:rPr>
+          <w:t xml:space="preserve">Male Dimorphic Stag Beetle Prosopocoilus</w:t>
+        </w:r>
+        <w:r>
+          <w:rPr>
+            <w:rStyle w:val="Hyperlink"/>
+          </w:rPr>
+          <w:t xml:space="preserve"> </w:t>
+        </w:r>
+        <w:r>
+          <w:rPr>
+            <w:rStyle w:val="Hyperlink"/>
+          </w:rPr>
+          <w:t xml:space="preserve">inclinatus, (</w:t>
+        </w:r>
+        <w:r>
+          <w:rPr>
+            <w:rStyle w:val="Hyperlink"/>
+          </w:rPr>
+          <w:t xml:space="preserve">Coleoptera</w:t>
+        </w:r>
+        <w:r>
+          <w:rPr>
+            <w:rStyle w:val="Hyperlink"/>
+          </w:rPr>
+          <w:t xml:space="preserve">:</w:t>
+        </w:r>
+        <w:r>
+          <w:rPr>
+            <w:rStyle w:val="Hyperlink"/>
+          </w:rPr>
+          <w:t xml:space="preserve"> </w:t>
+        </w:r>
+        <w:r>
+          <w:rPr>
+            <w:rStyle w:val="Hyperlink"/>
+          </w:rPr>
+          <w:t xml:space="preserve">Lucanidae</w:t>
+        </w:r>
+        <w:r>
+          <w:rPr>
+            <w:rStyle w:val="Hyperlink"/>
+          </w:rPr>
+          <w:t xml:space="preserve">)</w:t>
+        </w:r>
+      </w:hyperlink>
+      <w:r>
+        <w:t xml:space="preserve">.</w:t>
       </w:r>
       <w:r>
         <w:t xml:space="preserve"> </w:t>
@@ -6081,62 +6472,147 @@
         <w:t xml:space="preserve"> </w:t>
       </w:r>
       <w:r>
-        <w:t xml:space="preserve">110 (3): 281–85.</w:t>
+        <w:rPr>
+          <w:b/>
+          <w:bCs/>
+        </w:rPr>
+        <w:t xml:space="preserve">110</w:t>
+      </w:r>
+      <w:r>
+        <w:t xml:space="preserve">: 281–285. Entomological Society of America.</w:t>
+      </w:r>
+    </w:p>
+    <w:bookmarkEnd w:id="81"/>
+    <w:bookmarkStart w:id="83" w:name="ref-kelly2025"/>
+    <w:p>
+      <w:pPr>
+        <w:pStyle w:val="Bibliography"/>
+      </w:pPr>
+      <w:r>
+        <w:t xml:space="preserve">Kelly, C.D. 2025.</w:t>
       </w:r>
       <w:r>
         <w:t xml:space="preserve"> </w:t>
       </w:r>
-      <w:hyperlink r:id="rId80">
+      <w:hyperlink r:id="rId82">
         <w:r>
           <w:rPr>
             <w:rStyle w:val="Hyperlink"/>
           </w:rPr>
-          <w:t xml:space="preserve">https://doi.org/10.1093/aesa/saw096</w:t>
+          <w:t xml:space="preserve">A behaviourally plastic jack-of-all-trades mating strategy in the</w:t>
+        </w:r>
+        <w:r>
+          <w:rPr>
+            <w:rStyle w:val="Hyperlink"/>
+          </w:rPr>
+          <w:t xml:space="preserve"> </w:t>
+        </w:r>
+        <w:r>
+          <w:rPr>
+            <w:rStyle w:val="Hyperlink"/>
+          </w:rPr>
+          <w:t xml:space="preserve">Wellington</w:t>
+        </w:r>
+        <w:r>
+          <w:rPr>
+            <w:rStyle w:val="Hyperlink"/>
+          </w:rPr>
+          <w:t xml:space="preserve"> </w:t>
+        </w:r>
+        <w:r>
+          <w:rPr>
+            <w:rStyle w:val="Hyperlink"/>
+          </w:rPr>
+          <w:t xml:space="preserve">tree wētā</w:t>
         </w:r>
       </w:hyperlink>
       <w:r>
         <w:t xml:space="preserve">.</w:t>
       </w:r>
+      <w:r>
+        <w:t xml:space="preserve"> </w:t>
+      </w:r>
+      <w:r>
+        <w:rPr>
+          <w:i/>
+          <w:iCs/>
+        </w:rPr>
+        <w:t xml:space="preserve">Anim. Behav.</w:t>
+      </w:r>
+      <w:r>
+        <w:t xml:space="preserve"> </w:t>
+      </w:r>
+      <w:r>
+        <w:rPr>
+          <w:b/>
+          <w:bCs/>
+        </w:rPr>
+        <w:t xml:space="preserve">229</w:t>
+      </w:r>
+      <w:r>
+        <w:t xml:space="preserve">: 123332. Elsevier.</w:t>
+      </w:r>
     </w:p>
-    <w:bookmarkEnd w:id="81"/>
-    <w:bookmarkStart w:id="83" w:name="ref-kelly2005a"/>
+    <w:bookmarkEnd w:id="83"/>
+    <w:bookmarkStart w:id="85" w:name="ref-kelly2005a"/>
     <w:p>
       <w:pPr>
         <w:pStyle w:val="Bibliography"/>
       </w:pPr>
       <w:r>
-        <w:t xml:space="preserve">Kelly, Clint D. 2005.</w:t>
+        <w:t xml:space="preserve">Kelly, C.D. 2005.</w:t>
       </w:r>
       <w:r>
         <w:t xml:space="preserve"> </w:t>
       </w:r>
-      <w:r>
-        <w:t xml:space="preserve">“Allometry and Sexual Selection of Male Weaponry in</w:t>
-      </w:r>
-      <w:r>
-        <w:t xml:space="preserve"> </w:t>
-      </w:r>
-      <w:r>
-        <w:t xml:space="preserve">Wellington</w:t>
-      </w:r>
-      <w:r>
-        <w:t xml:space="preserve"> </w:t>
-      </w:r>
-      <w:r>
-        <w:t xml:space="preserve">Tree Weta,</w:t>
-      </w:r>
-      <w:r>
-        <w:t xml:space="preserve"> </w:t>
-      </w:r>
-      <w:r>
-        <w:rPr>
-          <w:i/>
-          <w:iCs/>
-        </w:rPr>
-        <w:t xml:space="preserve">Hemideina Crassidens</w:t>
-      </w:r>
-      <w:r>
-        <w:t xml:space="preserve">.”</w:t>
+      <w:hyperlink r:id="rId84">
+        <w:r>
+          <w:rPr>
+            <w:rStyle w:val="Hyperlink"/>
+          </w:rPr>
+          <w:t xml:space="preserve">Allometry and sexual selection of male weaponry in</w:t>
+        </w:r>
+        <w:r>
+          <w:rPr>
+            <w:rStyle w:val="Hyperlink"/>
+          </w:rPr>
+          <w:t xml:space="preserve"> </w:t>
+        </w:r>
+        <w:r>
+          <w:rPr>
+            <w:rStyle w:val="Hyperlink"/>
+          </w:rPr>
+          <w:t xml:space="preserve">Wellington</w:t>
+        </w:r>
+        <w:r>
+          <w:rPr>
+            <w:rStyle w:val="Hyperlink"/>
+          </w:rPr>
+          <w:t xml:space="preserve"> </w:t>
+        </w:r>
+        <w:r>
+          <w:rPr>
+            <w:rStyle w:val="Hyperlink"/>
+          </w:rPr>
+          <w:t xml:space="preserve">tree weta,</w:t>
+        </w:r>
+        <w:r>
+          <w:rPr>
+            <w:rStyle w:val="Hyperlink"/>
+          </w:rPr>
+          <w:t xml:space="preserve"> </w:t>
+        </w:r>
+        <w:r>
+          <w:rPr>
+            <w:rStyle w:val="Hyperlink"/>
+            <w:i/>
+            <w:iCs/>
+          </w:rPr>
+          <w:t xml:space="preserve">Hemideina crassidens</w:t>
+        </w:r>
+      </w:hyperlink>
+      <w:r>
+        <w:t xml:space="preserve">.</w:t>
       </w:r>
       <w:r>
         <w:t xml:space="preserve"> </w:t>
@@ -6152,79 +6628,14 @@
         <w:t xml:space="preserve"> </w:t>
       </w:r>
       <w:r>
-        <w:t xml:space="preserve">16 (1): 145–52.</w:t>
-      </w:r>
-      <w:r>
-        <w:t xml:space="preserve"> </w:t>
-      </w:r>
-      <w:hyperlink r:id="rId82">
-        <w:r>
-          <w:rPr>
-            <w:rStyle w:val="Hyperlink"/>
-          </w:rPr>
-          <w:t xml:space="preserve">https://doi.org/10.1093/beheco/arh141</w:t>
-        </w:r>
-      </w:hyperlink>
-      <w:r>
-        <w:t xml:space="preserve">.</w:t>
-      </w:r>
-    </w:p>
-    <w:bookmarkEnd w:id="83"/>
-    <w:bookmarkStart w:id="85" w:name="ref-kelly2006d"/>
-    <w:p>
-      <w:pPr>
-        <w:pStyle w:val="Bibliography"/>
-      </w:pPr>
-      <w:r>
-        <w:t xml:space="preserve">———. 2006.</w:t>
-      </w:r>
-      <w:r>
-        <w:t xml:space="preserve"> </w:t>
-      </w:r>
-      <w:r>
-        <w:t xml:space="preserve">“Fighting for Harems: Assessment Strategies During Male–Male Contests in the Sexually Dimorphic</w:t>
-      </w:r>
-      <w:r>
-        <w:t xml:space="preserve"> </w:t>
-      </w:r>
-      <w:r>
-        <w:t xml:space="preserve">Wellington</w:t>
-      </w:r>
-      <w:r>
-        <w:t xml:space="preserve"> </w:t>
-      </w:r>
-      <w:r>
-        <w:t xml:space="preserve">Tree Weta.”</w:t>
-      </w:r>
-      <w:r>
-        <w:t xml:space="preserve"> </w:t>
-      </w:r>
-      <w:r>
         <w:rPr>
-          <w:i/>
-          <w:iCs/>
+          <w:b/>
+          <w:bCs/>
         </w:rPr>
-        <w:t xml:space="preserve">Anim. Behav.</w:t>
-      </w:r>
-      <w:r>
-        <w:t xml:space="preserve"> </w:t>
-      </w:r>
-      <w:r>
-        <w:t xml:space="preserve">72 (3): 727–36.</w:t>
-      </w:r>
-      <w:r>
-        <w:t xml:space="preserve"> </w:t>
-      </w:r>
-      <w:hyperlink r:id="rId84">
-        <w:r>
-          <w:rPr>
-            <w:rStyle w:val="Hyperlink"/>
-          </w:rPr>
-          <w:t xml:space="preserve">https://doi.org/10.1016/j.anbehav.2006.02.007</w:t>
-        </w:r>
-      </w:hyperlink>
-      <w:r>
-        <w:t xml:space="preserve">.</w:t>
+        <w:t xml:space="preserve">16</w:t>
+      </w:r>
+      <w:r>
+        <w:t xml:space="preserve">: 145–152.</w:t>
       </w:r>
     </w:p>
     <w:bookmarkEnd w:id="85"/>
@@ -6234,25 +6645,45 @@
         <w:pStyle w:val="Bibliography"/>
       </w:pPr>
       <w:r>
-        <w:t xml:space="preserve">———. 2024.</w:t>
+        <w:t xml:space="preserve">Kelly, C.D. 2024.</w:t>
       </w:r>
       <w:r>
         <w:t xml:space="preserve"> </w:t>
       </w:r>
-      <w:r>
-        <w:t xml:space="preserve">“Alternative Mating Strategies in the</w:t>
-      </w:r>
-      <w:r>
-        <w:t xml:space="preserve"> </w:t>
-      </w:r>
-      <w:r>
-        <w:t xml:space="preserve">Wellington</w:t>
-      </w:r>
-      <w:r>
-        <w:t xml:space="preserve"> </w:t>
-      </w:r>
-      <w:r>
-        <w:t xml:space="preserve">Tree Weta Expressed via Genetic Polymorphism for Precocial Male Maturation.”</w:t>
+      <w:hyperlink r:id="rId86">
+        <w:r>
+          <w:rPr>
+            <w:rStyle w:val="Hyperlink"/>
+          </w:rPr>
+          <w:t xml:space="preserve">Alternative mating strategies in the</w:t>
+        </w:r>
+        <w:r>
+          <w:rPr>
+            <w:rStyle w:val="Hyperlink"/>
+          </w:rPr>
+          <w:t xml:space="preserve"> </w:t>
+        </w:r>
+        <w:r>
+          <w:rPr>
+            <w:rStyle w:val="Hyperlink"/>
+          </w:rPr>
+          <w:t xml:space="preserve">Wellington</w:t>
+        </w:r>
+        <w:r>
+          <w:rPr>
+            <w:rStyle w:val="Hyperlink"/>
+          </w:rPr>
+          <w:t xml:space="preserve"> </w:t>
+        </w:r>
+        <w:r>
+          <w:rPr>
+            <w:rStyle w:val="Hyperlink"/>
+          </w:rPr>
+          <w:t xml:space="preserve">tree weta expressed via genetic polymorphism for precocial male maturation</w:t>
+        </w:r>
+      </w:hyperlink>
+      <w:r>
+        <w:t xml:space="preserve">.</w:t>
       </w:r>
       <w:r>
         <w:t xml:space="preserve"> </w:t>
@@ -6268,49 +6699,106 @@
         <w:t xml:space="preserve"> </w:t>
       </w:r>
       <w:r>
-        <w:t xml:space="preserve">11 (2): 240100.</w:t>
+        <w:rPr>
+          <w:b/>
+          <w:bCs/>
+        </w:rPr>
+        <w:t xml:space="preserve">11</w:t>
+      </w:r>
+      <w:r>
+        <w:t xml:space="preserve">: 240100.</w:t>
+      </w:r>
+    </w:p>
+    <w:bookmarkEnd w:id="87"/>
+    <w:bookmarkStart w:id="89" w:name="ref-kelly2026"/>
+    <w:p>
+      <w:pPr>
+        <w:pStyle w:val="Bibliography"/>
+      </w:pPr>
+      <w:r>
+        <w:t xml:space="preserve">Kelly, C.D. 2026.</w:t>
       </w:r>
       <w:r>
         <w:t xml:space="preserve"> </w:t>
       </w:r>
-      <w:hyperlink r:id="rId86">
+      <w:hyperlink r:id="rId88">
         <w:r>
           <w:rPr>
             <w:rStyle w:val="Hyperlink"/>
           </w:rPr>
-          <w:t xml:space="preserve">https://doi.org/10.1098/rsos.240100</w:t>
+          <w:t xml:space="preserve">Can the form of sexual selection explain patterns of static weapon allometry expressed by alternative mating morphotypes?</w:t>
         </w:r>
       </w:hyperlink>
       <w:r>
-        <w:t xml:space="preserve">.</w:t>
+        <w:t xml:space="preserve"> </w:t>
+      </w:r>
+      <w:r>
+        <w:rPr>
+          <w:i/>
+          <w:iCs/>
+        </w:rPr>
+        <w:t xml:space="preserve">Evolution</w:t>
+      </w:r>
+      <w:r>
+        <w:t xml:space="preserve"> </w:t>
+      </w:r>
+      <w:r>
+        <w:rPr>
+          <w:b/>
+          <w:bCs/>
+        </w:rPr>
+        <w:t xml:space="preserve">80</w:t>
+      </w:r>
+      <w:r>
+        <w:t xml:space="preserve">: 191–201.</w:t>
       </w:r>
     </w:p>
-    <w:bookmarkEnd w:id="87"/>
-    <w:bookmarkStart w:id="89" w:name="ref-kelly2025"/>
+    <w:bookmarkEnd w:id="89"/>
+    <w:bookmarkStart w:id="91" w:name="ref-kelly2006d"/>
     <w:p>
       <w:pPr>
         <w:pStyle w:val="Bibliography"/>
       </w:pPr>
       <w:r>
-        <w:t xml:space="preserve">———. 2025.</w:t>
+        <w:t xml:space="preserve">Kelly, C.D. 2006.</w:t>
       </w:r>
       <w:r>
         <w:t xml:space="preserve"> </w:t>
       </w:r>
-      <w:r>
-        <w:t xml:space="preserve">“A Behaviourally Plastic Jack-of-All-Trades Mating Strategy in the</w:t>
-      </w:r>
-      <w:r>
-        <w:t xml:space="preserve"> </w:t>
-      </w:r>
-      <w:r>
-        <w:t xml:space="preserve">Wellington</w:t>
-      </w:r>
-      <w:r>
-        <w:t xml:space="preserve"> </w:t>
-      </w:r>
-      <w:r>
-        <w:t xml:space="preserve">Tree Wētā.”</w:t>
+      <w:hyperlink r:id="rId90">
+        <w:r>
+          <w:rPr>
+            <w:rStyle w:val="Hyperlink"/>
+          </w:rPr>
+          <w:t xml:space="preserve">Fighting for harems: Assessment strategies during male–male contests in the sexually dimorphic</w:t>
+        </w:r>
+        <w:r>
+          <w:rPr>
+            <w:rStyle w:val="Hyperlink"/>
+          </w:rPr>
+          <w:t xml:space="preserve"> </w:t>
+        </w:r>
+        <w:r>
+          <w:rPr>
+            <w:rStyle w:val="Hyperlink"/>
+          </w:rPr>
+          <w:t xml:space="preserve">wellington</w:t>
+        </w:r>
+        <w:r>
+          <w:rPr>
+            <w:rStyle w:val="Hyperlink"/>
+          </w:rPr>
+          <w:t xml:space="preserve"> </w:t>
+        </w:r>
+        <w:r>
+          <w:rPr>
+            <w:rStyle w:val="Hyperlink"/>
+          </w:rPr>
+          <w:t xml:space="preserve">tree weta</w:t>
+        </w:r>
+      </w:hyperlink>
+      <w:r>
+        <w:t xml:space="preserve">.</w:t>
       </w:r>
       <w:r>
         <w:t xml:space="preserve"> </w:t>
@@ -6326,67 +6814,14 @@
         <w:t xml:space="preserve"> </w:t>
       </w:r>
       <w:r>
-        <w:t xml:space="preserve">229: 123332.</w:t>
-      </w:r>
-      <w:r>
-        <w:t xml:space="preserve"> </w:t>
-      </w:r>
-      <w:hyperlink r:id="rId88">
-        <w:r>
-          <w:rPr>
-            <w:rStyle w:val="Hyperlink"/>
-          </w:rPr>
-          <w:t xml:space="preserve">https://doi.org/10.1016/j.anbehav.2025.123332</w:t>
-        </w:r>
-      </w:hyperlink>
-      <w:r>
-        <w:t xml:space="preserve">.</w:t>
-      </w:r>
-    </w:p>
-    <w:bookmarkEnd w:id="89"/>
-    <w:bookmarkStart w:id="91" w:name="ref-kelly2026"/>
-    <w:p>
-      <w:pPr>
-        <w:pStyle w:val="Bibliography"/>
-      </w:pPr>
-      <w:r>
-        <w:t xml:space="preserve">———. 2026.</w:t>
-      </w:r>
-      <w:r>
-        <w:t xml:space="preserve"> </w:t>
-      </w:r>
-      <w:r>
-        <w:t xml:space="preserve">“Can the Form of Sexual Selection Explain Patterns of Static Weapon Allometry Expressed by Alternative Mating Morphotypes?”</w:t>
-      </w:r>
-      <w:r>
-        <w:t xml:space="preserve"> </w:t>
-      </w:r>
-      <w:r>
         <w:rPr>
-          <w:i/>
-          <w:iCs/>
+          <w:b/>
+          <w:bCs/>
         </w:rPr>
-        <w:t xml:space="preserve">Evolution</w:t>
-      </w:r>
-      <w:r>
-        <w:t xml:space="preserve"> </w:t>
-      </w:r>
-      <w:r>
-        <w:t xml:space="preserve">80 (1): 191–201.</w:t>
-      </w:r>
-      <w:r>
-        <w:t xml:space="preserve"> </w:t>
-      </w:r>
-      <w:hyperlink r:id="rId90">
-        <w:r>
-          <w:rPr>
-            <w:rStyle w:val="Hyperlink"/>
-          </w:rPr>
-          <w:t xml:space="preserve">https://doi.org/10.1093/evolut/qpaf215</w:t>
-        </w:r>
-      </w:hyperlink>
-      <w:r>
-        <w:t xml:space="preserve">.</w:t>
+        <w:t xml:space="preserve">72</w:t>
+      </w:r>
+      <w:r>
+        <w:t xml:space="preserve">: 727–736. Elsevier BV.</w:t>
       </w:r>
     </w:p>
     <w:bookmarkEnd w:id="91"/>
@@ -6396,25 +6831,45 @@
         <w:pStyle w:val="Bibliography"/>
       </w:pPr>
       <w:r>
-        <w:t xml:space="preserve">Kelly, Clint D., and Dean C. Adams. 2010.</w:t>
+        <w:t xml:space="preserve">Kelly, C.D. &amp; Adams, D.C. 2010.</w:t>
       </w:r>
       <w:r>
         <w:t xml:space="preserve"> </w:t>
       </w:r>
-      <w:r>
-        <w:t xml:space="preserve">“Sexual Selection, Ontogenetic Acceleration, and Hypermorphosis Generates Male Trimorphism in</w:t>
-      </w:r>
-      <w:r>
-        <w:t xml:space="preserve"> </w:t>
-      </w:r>
-      <w:r>
-        <w:t xml:space="preserve">Wellington</w:t>
-      </w:r>
-      <w:r>
-        <w:t xml:space="preserve"> </w:t>
-      </w:r>
-      <w:r>
-        <w:t xml:space="preserve">Tree Weta.”</w:t>
+      <w:hyperlink r:id="rId92">
+        <w:r>
+          <w:rPr>
+            <w:rStyle w:val="Hyperlink"/>
+          </w:rPr>
+          <w:t xml:space="preserve">Sexual selection, ontogenetic acceleration, and hypermorphosis generates male trimorphism in</w:t>
+        </w:r>
+        <w:r>
+          <w:rPr>
+            <w:rStyle w:val="Hyperlink"/>
+          </w:rPr>
+          <w:t xml:space="preserve"> </w:t>
+        </w:r>
+        <w:r>
+          <w:rPr>
+            <w:rStyle w:val="Hyperlink"/>
+          </w:rPr>
+          <w:t xml:space="preserve">wellington</w:t>
+        </w:r>
+        <w:r>
+          <w:rPr>
+            <w:rStyle w:val="Hyperlink"/>
+          </w:rPr>
+          <w:t xml:space="preserve"> </w:t>
+        </w:r>
+        <w:r>
+          <w:rPr>
+            <w:rStyle w:val="Hyperlink"/>
+          </w:rPr>
+          <w:t xml:space="preserve">tree weta</w:t>
+        </w:r>
+      </w:hyperlink>
+      <w:r>
+        <w:t xml:space="preserve">.</w:t>
       </w:r>
       <w:r>
         <w:t xml:space="preserve"> </w:t>
@@ -6430,21 +6885,14 @@
         <w:t xml:space="preserve"> </w:t>
       </w:r>
       <w:r>
-        <w:t xml:space="preserve">37 (4): 200–209.</w:t>
-      </w:r>
-      <w:r>
-        <w:t xml:space="preserve"> </w:t>
-      </w:r>
-      <w:hyperlink r:id="rId92">
-        <w:r>
-          <w:rPr>
-            <w:rStyle w:val="Hyperlink"/>
-          </w:rPr>
-          <w:t xml:space="preserve">https://doi.org/10.1007/s11692-010-9096-1</w:t>
-        </w:r>
-      </w:hyperlink>
-      <w:r>
-        <w:t xml:space="preserve">.</w:t>
+        <w:rPr>
+          <w:b/>
+          <w:bCs/>
+        </w:rPr>
+        <w:t xml:space="preserve">37</w:t>
+      </w:r>
+      <w:r>
+        <w:t xml:space="preserve">: 200–209.</w:t>
       </w:r>
     </w:p>
     <w:bookmarkEnd w:id="93"/>
@@ -6454,50 +6902,77 @@
         <w:pStyle w:val="Bibliography"/>
       </w:pPr>
       <w:r>
-        <w:t xml:space="preserve">Kuznetsova, Alexandra, Per B. Brockhoff, and Rune H. B. Christensen. 2017.</w:t>
+        <w:t xml:space="preserve">Kuznetsova, A., Brockhoff, P.B. &amp; Christensen, R.H.B. 2017.</w:t>
       </w:r>
       <w:r>
         <w:t xml:space="preserve"> </w:t>
       </w:r>
-      <w:r>
-        <w:t xml:space="preserve">“</w:t>
-      </w:r>
-      <w:r>
-        <w:rPr>
-          <w:b/>
-          <w:bCs/>
-        </w:rPr>
-        <w:t xml:space="preserve">lmerTest</w:t>
-      </w:r>
-      <w:r>
-        <w:t xml:space="preserve"> </w:t>
-      </w:r>
-      <w:r>
-        <w:t xml:space="preserve">Package</w:t>
-      </w:r>
-      <w:r>
-        <w:t xml:space="preserve">:</w:t>
-      </w:r>
-      <w:r>
-        <w:t xml:space="preserve"> </w:t>
-      </w:r>
-      <w:r>
-        <w:t xml:space="preserve">Tests</w:t>
-      </w:r>
-      <w:r>
-        <w:t xml:space="preserve"> </w:t>
-      </w:r>
-      <w:r>
-        <w:t xml:space="preserve">in</w:t>
-      </w:r>
-      <w:r>
-        <w:t xml:space="preserve"> </w:t>
-      </w:r>
-      <w:r>
-        <w:t xml:space="preserve">Linear Mixed Effects Models</w:t>
-      </w:r>
-      <w:r>
-        <w:t xml:space="preserve">.”</w:t>
+      <w:hyperlink r:id="rId94">
+        <w:r>
+          <w:rPr>
+            <w:rStyle w:val="Hyperlink"/>
+            <w:b/>
+            <w:bCs/>
+          </w:rPr>
+          <w:t xml:space="preserve">lmerTest</w:t>
+        </w:r>
+        <w:r>
+          <w:rPr>
+            <w:rStyle w:val="Hyperlink"/>
+          </w:rPr>
+          <w:t xml:space="preserve"> </w:t>
+        </w:r>
+        <w:r>
+          <w:rPr>
+            <w:rStyle w:val="Hyperlink"/>
+          </w:rPr>
+          <w:t xml:space="preserve">Package</w:t>
+        </w:r>
+        <w:r>
+          <w:rPr>
+            <w:rStyle w:val="Hyperlink"/>
+          </w:rPr>
+          <w:t xml:space="preserve">:</w:t>
+        </w:r>
+        <w:r>
+          <w:rPr>
+            <w:rStyle w:val="Hyperlink"/>
+          </w:rPr>
+          <w:t xml:space="preserve"> </w:t>
+        </w:r>
+        <w:r>
+          <w:rPr>
+            <w:rStyle w:val="Hyperlink"/>
+          </w:rPr>
+          <w:t xml:space="preserve">Tests</w:t>
+        </w:r>
+        <w:r>
+          <w:rPr>
+            <w:rStyle w:val="Hyperlink"/>
+          </w:rPr>
+          <w:t xml:space="preserve"> </w:t>
+        </w:r>
+        <w:r>
+          <w:rPr>
+            <w:rStyle w:val="Hyperlink"/>
+          </w:rPr>
+          <w:t xml:space="preserve">in</w:t>
+        </w:r>
+        <w:r>
+          <w:rPr>
+            <w:rStyle w:val="Hyperlink"/>
+          </w:rPr>
+          <w:t xml:space="preserve"> </w:t>
+        </w:r>
+        <w:r>
+          <w:rPr>
+            <w:rStyle w:val="Hyperlink"/>
+          </w:rPr>
+          <w:t xml:space="preserve">Linear Mixed Effects Models</w:t>
+        </w:r>
+      </w:hyperlink>
+      <w:r>
+        <w:t xml:space="preserve">.</w:t>
       </w:r>
       <w:r>
         <w:t xml:space="preserve"> </w:t>
@@ -6513,19 +6988,12 @@
         <w:t xml:space="preserve"> </w:t>
       </w:r>
       <w:r>
-        <w:t xml:space="preserve">82 (13).</w:t>
-      </w:r>
-      <w:r>
-        <w:t xml:space="preserve"> </w:t>
-      </w:r>
-      <w:hyperlink r:id="rId94">
-        <w:r>
-          <w:rPr>
-            <w:rStyle w:val="Hyperlink"/>
-          </w:rPr>
-          <w:t xml:space="preserve">https://doi.org/10.18637/jss.v082.i13</w:t>
-        </w:r>
-      </w:hyperlink>
+        <w:rPr>
+          <w:b/>
+          <w:bCs/>
+        </w:rPr>
+        <w:t xml:space="preserve">82</w:t>
+      </w:r>
       <w:r>
         <w:t xml:space="preserve">.</w:t>
       </w:r>
@@ -6537,34 +7005,28 @@
         <w:pStyle w:val="Bibliography"/>
       </w:pPr>
       <w:r>
-        <w:t xml:space="preserve">Lenth, R., H. Singmann, J. Love, P. Buerkner, and M. Herve. 2019.</w:t>
+        <w:t xml:space="preserve">Lenth, R., Singmann, H., Love, J., Buerkner, P. &amp; Herve, M. 2019. Package</w:t>
       </w:r>
       <w:r>
         <w:t xml:space="preserve"> </w:t>
       </w:r>
       <w:r>
-        <w:t xml:space="preserve">“Package</w:t>
+        <w:t xml:space="preserve">“emmeans”</w:t>
+      </w:r>
+      <w:r>
+        <w:t xml:space="preserve">:</w:t>
       </w:r>
       <w:r>
         <w:t xml:space="preserve"> </w:t>
       </w:r>
       <w:r>
-        <w:t xml:space="preserve">‘Emmeans’</w:t>
-      </w:r>
-      <w:r>
-        <w:t xml:space="preserve">:</w:t>
+        <w:t xml:space="preserve">Estimated</w:t>
       </w:r>
       <w:r>
         <w:t xml:space="preserve"> </w:t>
       </w:r>
       <w:r>
-        <w:t xml:space="preserve">Estimated</w:t>
-      </w:r>
-      <w:r>
-        <w:t xml:space="preserve"> </w:t>
-      </w:r>
-      <w:r>
-        <w:t xml:space="preserve">Marginal Means, Aka Least-Squares Means.”</w:t>
+        <w:t xml:space="preserve">marginal means, aka least-squares means.</w:t>
       </w:r>
     </w:p>
     <w:bookmarkEnd w:id="96"/>
@@ -6574,22 +7036,39 @@
         <w:pStyle w:val="Bibliography"/>
       </w:pPr>
       <w:r>
-        <w:t xml:space="preserve">Lüdecke, Daniel, Mattan Ben-Shachar, Indrajeet Patil, Philip Waggoner, and Dominique Makowski. 2021.</w:t>
+        <w:t xml:space="preserve">Lüdecke, D., Ben-Shachar, M., Patil, I., Waggoner, P. &amp; Makowski, D. 2021a.</w:t>
       </w:r>
       <w:r>
         <w:t xml:space="preserve"> </w:t>
       </w:r>
-      <w:r>
-        <w:t xml:space="preserve">“Performance: An</w:t>
-      </w:r>
-      <w:r>
-        <w:t xml:space="preserve"> </w:t>
-      </w:r>
-      <w:r>
-        <w:t xml:space="preserve"> </w:t>
-      </w:r>
-      <w:r>
-        <w:t xml:space="preserve">Package for Assessment, Comparison and Testing of Statistical Models.”</w:t>
+      <w:hyperlink r:id="rId97">
+        <w:r>
+          <w:rPr>
+            <w:rStyle w:val="Hyperlink"/>
+          </w:rPr>
+          <w:t xml:space="preserve">Performance: An</w:t>
+        </w:r>
+        <w:r>
+          <w:rPr>
+            <w:rStyle w:val="Hyperlink"/>
+          </w:rPr>
+          <w:t xml:space="preserve"> </w:t>
+        </w:r>
+        <w:r>
+          <w:rPr>
+            <w:rStyle w:val="Hyperlink"/>
+          </w:rPr>
+          <w:t xml:space="preserve"> </w:t>
+        </w:r>
+        <w:r>
+          <w:rPr>
+            <w:rStyle w:val="Hyperlink"/>
+          </w:rPr>
+          <w:t xml:space="preserve">package for assessment, comparison and testing of statistical models</w:t>
+        </w:r>
+      </w:hyperlink>
+      <w:r>
+        <w:t xml:space="preserve">.</w:t>
       </w:r>
       <w:r>
         <w:t xml:space="preserve"> </w:t>
@@ -6605,21 +7084,14 @@
         <w:t xml:space="preserve"> </w:t>
       </w:r>
       <w:r>
-        <w:t xml:space="preserve">6 (60): 3139.</w:t>
-      </w:r>
-      <w:r>
-        <w:t xml:space="preserve"> </w:t>
-      </w:r>
-      <w:hyperlink r:id="rId97">
-        <w:r>
-          <w:rPr>
-            <w:rStyle w:val="Hyperlink"/>
-          </w:rPr>
-          <w:t xml:space="preserve">https://doi.org/10.21105/joss.03139</w:t>
-        </w:r>
-      </w:hyperlink>
-      <w:r>
-        <w:t xml:space="preserve">.</w:t>
+        <w:rPr>
+          <w:b/>
+          <w:bCs/>
+        </w:rPr>
+        <w:t xml:space="preserve">6</w:t>
+      </w:r>
+      <w:r>
+        <w:t xml:space="preserve">: 3139. The Open Journal.</w:t>
       </w:r>
     </w:p>
     <w:bookmarkEnd w:id="98"/>
@@ -6629,34 +7101,57 @@
         <w:pStyle w:val="Bibliography"/>
       </w:pPr>
       <w:r>
-        <w:t xml:space="preserve">Lüdecke, Daniel, Indrajeet Patil, Mattan S. Ben-Shachar, Brenton M. Wiernik, Philip Waggoner, and Dominique Makowski. 2021.</w:t>
+        <w:t xml:space="preserve">Lüdecke, D., Patil, I., Ben-Shachar, M.S., Wiernik, B.M., Waggoner, P. &amp; Makowski, D. 2021b.</w:t>
       </w:r>
       <w:r>
         <w:t xml:space="preserve"> </w:t>
       </w:r>
-      <w:r>
-        <w:t xml:space="preserve">“See:</w:t>
-      </w:r>
-      <w:r>
-        <w:t xml:space="preserve"> </w:t>
-      </w:r>
-      <w:r>
-        <w:t xml:space="preserve">An R Package</w:t>
-      </w:r>
-      <w:r>
-        <w:t xml:space="preserve"> </w:t>
-      </w:r>
-      <w:r>
-        <w:t xml:space="preserve">for</w:t>
-      </w:r>
-      <w:r>
-        <w:t xml:space="preserve"> </w:t>
-      </w:r>
-      <w:r>
-        <w:t xml:space="preserve">Visualizing Statistical Models</w:t>
-      </w:r>
-      <w:r>
-        <w:t xml:space="preserve">.”</w:t>
+      <w:hyperlink r:id="rId99">
+        <w:r>
+          <w:rPr>
+            <w:rStyle w:val="Hyperlink"/>
+          </w:rPr>
+          <w:t xml:space="preserve">See:</w:t>
+        </w:r>
+        <w:r>
+          <w:rPr>
+            <w:rStyle w:val="Hyperlink"/>
+          </w:rPr>
+          <w:t xml:space="preserve"> </w:t>
+        </w:r>
+        <w:r>
+          <w:rPr>
+            <w:rStyle w:val="Hyperlink"/>
+          </w:rPr>
+          <w:t xml:space="preserve">An R Package</w:t>
+        </w:r>
+        <w:r>
+          <w:rPr>
+            <w:rStyle w:val="Hyperlink"/>
+          </w:rPr>
+          <w:t xml:space="preserve"> </w:t>
+        </w:r>
+        <w:r>
+          <w:rPr>
+            <w:rStyle w:val="Hyperlink"/>
+          </w:rPr>
+          <w:t xml:space="preserve">for</w:t>
+        </w:r>
+        <w:r>
+          <w:rPr>
+            <w:rStyle w:val="Hyperlink"/>
+          </w:rPr>
+          <w:t xml:space="preserve"> </w:t>
+        </w:r>
+        <w:r>
+          <w:rPr>
+            <w:rStyle w:val="Hyperlink"/>
+          </w:rPr>
+          <w:t xml:space="preserve">Visualizing Statistical Models</w:t>
+        </w:r>
+      </w:hyperlink>
+      <w:r>
+        <w:t xml:space="preserve">.</w:t>
       </w:r>
       <w:r>
         <w:t xml:space="preserve"> </w:t>
@@ -6672,21 +7167,14 @@
         <w:t xml:space="preserve"> </w:t>
       </w:r>
       <w:r>
-        <w:t xml:space="preserve">6 (64): 3393.</w:t>
-      </w:r>
-      <w:r>
-        <w:t xml:space="preserve"> </w:t>
-      </w:r>
-      <w:hyperlink r:id="rId99">
-        <w:r>
-          <w:rPr>
-            <w:rStyle w:val="Hyperlink"/>
-          </w:rPr>
-          <w:t xml:space="preserve">https://doi.org/10.21105/joss.03393</w:t>
-        </w:r>
-      </w:hyperlink>
-      <w:r>
-        <w:t xml:space="preserve">.</w:t>
+        <w:rPr>
+          <w:b/>
+          <w:bCs/>
+        </w:rPr>
+        <w:t xml:space="preserve">6</w:t>
+      </w:r>
+      <w:r>
+        <w:t xml:space="preserve">: 3393.</w:t>
       </w:r>
     </w:p>
     <w:bookmarkEnd w:id="100"/>
@@ -6696,25 +7184,45 @@
         <w:pStyle w:val="Bibliography"/>
       </w:pPr>
       <w:r>
-        <w:t xml:space="preserve">McCullough, Erin, and Douglas Emlen. 2013.</w:t>
+        <w:t xml:space="preserve">McCullough, E. &amp; Emlen, D. 2013.</w:t>
       </w:r>
       <w:r>
         <w:t xml:space="preserve"> </w:t>
       </w:r>
-      <w:r>
-        <w:t xml:space="preserve">“Evaluating the Costs of a Sexually Selected Weapon:</w:t>
-      </w:r>
-      <w:r>
-        <w:t xml:space="preserve"> </w:t>
-      </w:r>
-      <w:r>
-        <w:t xml:space="preserve">Big</w:t>
-      </w:r>
-      <w:r>
-        <w:t xml:space="preserve"> </w:t>
-      </w:r>
-      <w:r>
-        <w:t xml:space="preserve">Horns at a Small Price.”</w:t>
+      <w:hyperlink r:id="rId101">
+        <w:r>
+          <w:rPr>
+            <w:rStyle w:val="Hyperlink"/>
+          </w:rPr>
+          <w:t xml:space="preserve">Evaluating the costs of a sexually selected weapon:</w:t>
+        </w:r>
+        <w:r>
+          <w:rPr>
+            <w:rStyle w:val="Hyperlink"/>
+          </w:rPr>
+          <w:t xml:space="preserve"> </w:t>
+        </w:r>
+        <w:r>
+          <w:rPr>
+            <w:rStyle w:val="Hyperlink"/>
+          </w:rPr>
+          <w:t xml:space="preserve">Big</w:t>
+        </w:r>
+        <w:r>
+          <w:rPr>
+            <w:rStyle w:val="Hyperlink"/>
+          </w:rPr>
+          <w:t xml:space="preserve"> </w:t>
+        </w:r>
+        <w:r>
+          <w:rPr>
+            <w:rStyle w:val="Hyperlink"/>
+          </w:rPr>
+          <w:t xml:space="preserve">horns at a small price</w:t>
+        </w:r>
+      </w:hyperlink>
+      <w:r>
+        <w:t xml:space="preserve">.</w:t>
       </w:r>
       <w:r>
         <w:t xml:space="preserve"> </w:t>
@@ -6730,21 +7238,14 @@
         <w:t xml:space="preserve"> </w:t>
       </w:r>
       <w:r>
-        <w:t xml:space="preserve">86 (November): 977–85.</w:t>
-      </w:r>
-      <w:r>
-        <w:t xml:space="preserve"> </w:t>
-      </w:r>
-      <w:hyperlink r:id="rId101">
-        <w:r>
-          <w:rPr>
-            <w:rStyle w:val="Hyperlink"/>
-          </w:rPr>
-          <w:t xml:space="preserve">https://doi.org/10.1016/j.anbehav.2013.08.017</w:t>
-        </w:r>
-      </w:hyperlink>
-      <w:r>
-        <w:t xml:space="preserve">.</w:t>
+        <w:rPr>
+          <w:b/>
+          <w:bCs/>
+        </w:rPr>
+        <w:t xml:space="preserve">86</w:t>
+      </w:r>
+      <w:r>
+        <w:t xml:space="preserve">: 977–985.</w:t>
       </w:r>
     </w:p>
     <w:bookmarkEnd w:id="102"/>
@@ -6754,13 +7255,21 @@
         <w:pStyle w:val="Bibliography"/>
       </w:pPr>
       <w:r>
-        <w:t xml:space="preserve">Moczek, Armin P., and H. Frederik Nijhout. 2004.</w:t>
+        <w:t xml:space="preserve">Moczek, A.P. &amp; Nijhout, H.F. 2004.</w:t>
       </w:r>
       <w:r>
         <w:t xml:space="preserve"> </w:t>
       </w:r>
-      <w:r>
-        <w:t xml:space="preserve">“Trade-Offs During the Development of Primary and Secondary Sexual Traits in a Horned Beetle.”</w:t>
+      <w:hyperlink r:id="rId103">
+        <w:r>
+          <w:rPr>
+            <w:rStyle w:val="Hyperlink"/>
+          </w:rPr>
+          <w:t xml:space="preserve">Trade-offs during the development of primary and secondary sexual traits in a horned beetle</w:t>
+        </w:r>
+      </w:hyperlink>
+      <w:r>
+        <w:t xml:space="preserve">.</w:t>
       </w:r>
       <w:r>
         <w:t xml:space="preserve"> </w:t>
@@ -6776,21 +7285,14 @@
         <w:t xml:space="preserve"> </w:t>
       </w:r>
       <w:r>
-        <w:t xml:space="preserve">163 (2): 184–91.</w:t>
-      </w:r>
-      <w:r>
-        <w:t xml:space="preserve"> </w:t>
-      </w:r>
-      <w:hyperlink r:id="rId103">
-        <w:r>
-          <w:rPr>
-            <w:rStyle w:val="Hyperlink"/>
-          </w:rPr>
-          <w:t xml:space="preserve">https://doi.org/10.1086/381741</w:t>
-        </w:r>
-      </w:hyperlink>
-      <w:r>
-        <w:t xml:space="preserve">.</w:t>
+        <w:rPr>
+          <w:b/>
+          <w:bCs/>
+        </w:rPr>
+        <w:t xml:space="preserve">163</w:t>
+      </w:r>
+      <w:r>
+        <w:t xml:space="preserve">: 184–191.</w:t>
       </w:r>
     </w:p>
     <w:bookmarkEnd w:id="104"/>
@@ -6800,13 +7302,21 @@
         <w:pStyle w:val="Bibliography"/>
       </w:pPr>
       <w:r>
-        <w:t xml:space="preserve">Nason, Sarah E., and Clint D. Kelly. 2020.</w:t>
+        <w:t xml:space="preserve">Nason, S.E. &amp; Kelly, C.D. 2020.</w:t>
       </w:r>
       <w:r>
         <w:t xml:space="preserve"> </w:t>
       </w:r>
-      <w:r>
-        <w:t xml:space="preserve">“Equal Fitness Among Alternative Mating Strategies in a Harem Polygynous Insect.”</w:t>
+      <w:hyperlink r:id="rId105">
+        <w:r>
+          <w:rPr>
+            <w:rStyle w:val="Hyperlink"/>
+          </w:rPr>
+          <w:t xml:space="preserve">Equal fitness among alternative mating strategies in a harem polygynous insect</w:t>
+        </w:r>
+      </w:hyperlink>
+      <w:r>
+        <w:t xml:space="preserve">.</w:t>
       </w:r>
       <w:r>
         <w:t xml:space="preserve"> </w:t>
@@ -6822,21 +7332,14 @@
         <w:t xml:space="preserve"> </w:t>
       </w:r>
       <w:r>
-        <w:t xml:space="preserve">287 (1931): 20200975.</w:t>
-      </w:r>
-      <w:r>
-        <w:t xml:space="preserve"> </w:t>
-      </w:r>
-      <w:hyperlink r:id="rId105">
-        <w:r>
-          <w:rPr>
-            <w:rStyle w:val="Hyperlink"/>
-          </w:rPr>
-          <w:t xml:space="preserve">https://doi.org/10.1098/rspb.2020.0975</w:t>
-        </w:r>
-      </w:hyperlink>
-      <w:r>
-        <w:t xml:space="preserve">.</w:t>
+        <w:rPr>
+          <w:b/>
+          <w:bCs/>
+        </w:rPr>
+        <w:t xml:space="preserve">287</w:t>
+      </w:r>
+      <w:r>
+        <w:t xml:space="preserve">: 20200975. The Royal Society.</w:t>
       </w:r>
     </w:p>
     <w:bookmarkEnd w:id="106"/>
@@ -6846,13 +7349,21 @@
         <w:pStyle w:val="Bibliography"/>
       </w:pPr>
       <w:r>
-        <w:t xml:space="preserve">Nijhout, H. F., and D. J. Emlen. 1998.</w:t>
+        <w:t xml:space="preserve">Nijhout, H.F. &amp; Emlen, D.J. 1998.</w:t>
       </w:r>
       <w:r>
         <w:t xml:space="preserve"> </w:t>
       </w:r>
-      <w:r>
-        <w:t xml:space="preserve">“Competition Among Body Parts in the Development and Evolution of Insect Morphology.”</w:t>
+      <w:hyperlink r:id="rId107">
+        <w:r>
+          <w:rPr>
+            <w:rStyle w:val="Hyperlink"/>
+          </w:rPr>
+          <w:t xml:space="preserve">Competition among body parts in the development and evolution of insect morphology</w:t>
+        </w:r>
+      </w:hyperlink>
+      <w:r>
+        <w:t xml:space="preserve">.</w:t>
       </w:r>
       <w:r>
         <w:t xml:space="preserve"> </w:t>
@@ -6868,21 +7379,14 @@
         <w:t xml:space="preserve"> </w:t>
       </w:r>
       <w:r>
-        <w:t xml:space="preserve">95 (7): 3685–89.</w:t>
-      </w:r>
-      <w:r>
-        <w:t xml:space="preserve"> </w:t>
-      </w:r>
-      <w:hyperlink r:id="rId107">
-        <w:r>
-          <w:rPr>
-            <w:rStyle w:val="Hyperlink"/>
-          </w:rPr>
-          <w:t xml:space="preserve">https://doi.org/10.1073/pnas.95.7.3685</w:t>
-        </w:r>
-      </w:hyperlink>
-      <w:r>
-        <w:t xml:space="preserve">.</w:t>
+        <w:rPr>
+          <w:b/>
+          <w:bCs/>
+        </w:rPr>
+        <w:t xml:space="preserve">95</w:t>
+      </w:r>
+      <w:r>
+        <w:t xml:space="preserve">: 3685–3689. Proceedings of the National Academy of Sciences.</w:t>
       </w:r>
     </w:p>
     <w:bookmarkEnd w:id="108"/>
@@ -6892,7 +7396,7 @@
         <w:pStyle w:val="Bibliography"/>
       </w:pPr>
       <w:r>
-        <w:t xml:space="preserve">Oliveira, Rui F., Michael Taborsky, and H. Jane Brockmann. 2008.</w:t>
+        <w:t xml:space="preserve">Oliveira, R.F., Taborsky, M. &amp; Brockmann, H.J. 2008.</w:t>
       </w:r>
       <w:r>
         <w:t xml:space="preserve"> </w:t>
@@ -6929,31 +7433,19 @@
         <w:pStyle w:val="Bibliography"/>
       </w:pPr>
       <w:r>
-        <w:t xml:space="preserve">R Core Team. 2025.</w:t>
+        <w:t xml:space="preserve">R Core Team. 2025. R:</w:t>
       </w:r>
       <w:r>
         <w:t xml:space="preserve"> </w:t>
       </w:r>
       <w:r>
-        <w:t xml:space="preserve">“R:</w:t>
+        <w:t xml:space="preserve">A</w:t>
       </w:r>
       <w:r>
         <w:t xml:space="preserve"> </w:t>
       </w:r>
       <w:r>
-        <w:t xml:space="preserve">A</w:t>
-      </w:r>
-      <w:r>
-        <w:t xml:space="preserve"> </w:t>
-      </w:r>
-      <w:r>
-        <w:t xml:space="preserve">Language and Environment for Statistical Computing.”</w:t>
-      </w:r>
-      <w:r>
-        <w:t xml:space="preserve"> </w:t>
-      </w:r>
-      <w:r>
-        <w:t xml:space="preserve">R Foundation for Statistical Computing.</w:t>
+        <w:t xml:space="preserve">language and environment for statistical computing. R Foundation for Statistical Computing.</w:t>
       </w:r>
     </w:p>
     <w:bookmarkEnd w:id="110"/>
@@ -6963,40 +7455,7 @@
         <w:pStyle w:val="Bibliography"/>
       </w:pPr>
       <w:r>
-        <w:t xml:space="preserve">Robinson, David. 2014.</w:t>
-      </w:r>
-      <w:r>
-        <w:t xml:space="preserve"> </w:t>
-      </w:r>
-      <w:r>
-        <w:t xml:space="preserve">“Broom:</w:t>
-      </w:r>
-      <w:r>
-        <w:t xml:space="preserve"> </w:t>
-      </w:r>
-      <w:r>
-        <w:t xml:space="preserve">An R Package</w:t>
-      </w:r>
-      <w:r>
-        <w:t xml:space="preserve"> </w:t>
-      </w:r>
-      <w:r>
-        <w:t xml:space="preserve">for</w:t>
-      </w:r>
-      <w:r>
-        <w:t xml:space="preserve"> </w:t>
-      </w:r>
-      <w:r>
-        <w:t xml:space="preserve">Converting Statistical Analysis Objects Into Tidy Data Frames</w:t>
-      </w:r>
-      <w:r>
-        <w:t xml:space="preserve">.”</w:t>
-      </w:r>
-      <w:r>
-        <w:t xml:space="preserve"> </w:t>
-      </w:r>
-      <w:r>
-        <w:t xml:space="preserve">arXiv.</w:t>
+        <w:t xml:space="preserve">Robinson, D. 2014.</w:t>
       </w:r>
       <w:r>
         <w:t xml:space="preserve"> </w:t>
@@ -7006,11 +7465,47 @@
           <w:rPr>
             <w:rStyle w:val="Hyperlink"/>
           </w:rPr>
-          <w:t xml:space="preserve">https://doi.org/10.48550/arXiv.1412.3565</w:t>
+          <w:t xml:space="preserve">Broom:</w:t>
+        </w:r>
+        <w:r>
+          <w:rPr>
+            <w:rStyle w:val="Hyperlink"/>
+          </w:rPr>
+          <w:t xml:space="preserve"> </w:t>
+        </w:r>
+        <w:r>
+          <w:rPr>
+            <w:rStyle w:val="Hyperlink"/>
+          </w:rPr>
+          <w:t xml:space="preserve">An R Package</w:t>
+        </w:r>
+        <w:r>
+          <w:rPr>
+            <w:rStyle w:val="Hyperlink"/>
+          </w:rPr>
+          <w:t xml:space="preserve"> </w:t>
+        </w:r>
+        <w:r>
+          <w:rPr>
+            <w:rStyle w:val="Hyperlink"/>
+          </w:rPr>
+          <w:t xml:space="preserve">for</w:t>
+        </w:r>
+        <w:r>
+          <w:rPr>
+            <w:rStyle w:val="Hyperlink"/>
+          </w:rPr>
+          <w:t xml:space="preserve"> </w:t>
+        </w:r>
+        <w:r>
+          <w:rPr>
+            <w:rStyle w:val="Hyperlink"/>
+          </w:rPr>
+          <w:t xml:space="preserve">Converting Statistical Analysis Objects Into Tidy Data Frames</w:t>
         </w:r>
       </w:hyperlink>
       <w:r>
-        <w:t xml:space="preserve">.</w:t>
+        <w:t xml:space="preserve">. arXiv.</w:t>
       </w:r>
     </w:p>
     <w:bookmarkEnd w:id="112"/>
@@ -7020,36 +7515,49 @@
         <w:pStyle w:val="Bibliography"/>
       </w:pPr>
       <w:r>
-        <w:t xml:space="preserve">Rohner, Patrick T., Anna L. M. Macagno, and Armin P. Moczek. 2020.</w:t>
+        <w:t xml:space="preserve">Rohner, P.T., Macagno, A.L.M. &amp; Moczek, A.P. 2020.</w:t>
       </w:r>
       <w:r>
         <w:t xml:space="preserve"> </w:t>
       </w:r>
-      <w:r>
-        <w:t xml:space="preserve">“Evolution and Plasticity of Morph-Specific Integration in the Bull-Headed Dung Beetle</w:t>
-      </w:r>
-      <w:r>
-        <w:t xml:space="preserve"> </w:t>
-      </w:r>
-      <w:r>
-        <w:rPr>
-          <w:i/>
-          <w:iCs/>
-        </w:rPr>
-        <w:t xml:space="preserve">Onthophagus</w:t>
-      </w:r>
-      <w:r>
-        <w:t xml:space="preserve"> </w:t>
-      </w:r>
-      <w:r>
-        <w:rPr>
-          <w:i/>
-          <w:iCs/>
-        </w:rPr>
-        <w:t xml:space="preserve">Taurus</w:t>
-      </w:r>
-      <w:r>
-        <w:t xml:space="preserve">.”</w:t>
+      <w:hyperlink r:id="rId113">
+        <w:r>
+          <w:rPr>
+            <w:rStyle w:val="Hyperlink"/>
+          </w:rPr>
+          <w:t xml:space="preserve">Evolution and plasticity of morph-specific integration in the bull-headed dung beetle</w:t>
+        </w:r>
+        <w:r>
+          <w:rPr>
+            <w:rStyle w:val="Hyperlink"/>
+          </w:rPr>
+          <w:t xml:space="preserve"> </w:t>
+        </w:r>
+        <w:r>
+          <w:rPr>
+            <w:rStyle w:val="Hyperlink"/>
+            <w:i/>
+            <w:iCs/>
+          </w:rPr>
+          <w:t xml:space="preserve">Onthophagus</w:t>
+        </w:r>
+        <w:r>
+          <w:rPr>
+            <w:rStyle w:val="Hyperlink"/>
+          </w:rPr>
+          <w:t xml:space="preserve"> </w:t>
+        </w:r>
+        <w:r>
+          <w:rPr>
+            <w:rStyle w:val="Hyperlink"/>
+            <w:i/>
+            <w:iCs/>
+          </w:rPr>
+          <w:t xml:space="preserve">Taurus</w:t>
+        </w:r>
+      </w:hyperlink>
+      <w:r>
+        <w:t xml:space="preserve">.</w:t>
       </w:r>
       <w:r>
         <w:t xml:space="preserve"> </w:t>
@@ -7065,21 +7573,14 @@
         <w:t xml:space="preserve"> </w:t>
       </w:r>
       <w:r>
-        <w:t xml:space="preserve">10 (19): 10558–70.</w:t>
-      </w:r>
-      <w:r>
-        <w:t xml:space="preserve"> </w:t>
-      </w:r>
-      <w:hyperlink r:id="rId113">
-        <w:r>
-          <w:rPr>
-            <w:rStyle w:val="Hyperlink"/>
-          </w:rPr>
-          <w:t xml:space="preserve">https://doi.org/10.1002/ece3.6711</w:t>
-        </w:r>
-      </w:hyperlink>
-      <w:r>
-        <w:t xml:space="preserve">.</w:t>
+        <w:rPr>
+          <w:b/>
+          <w:bCs/>
+        </w:rPr>
+        <w:t xml:space="preserve">10</w:t>
+      </w:r>
+      <w:r>
+        <w:t xml:space="preserve">: 10558–10570.</w:t>
       </w:r>
     </w:p>
     <w:bookmarkEnd w:id="114"/>
@@ -7089,14 +7590,32 @@
         <w:pStyle w:val="Bibliography"/>
       </w:pPr>
       <w:r>
-        <w:t xml:space="preserve">Schindelin, Johannes, Ignacio Arganda-Carreras, Erwin Frise, Verena Kaynig, Mark Longair, Tobias Pietzsch, Stephan Preibisch, et al. 2012.</w:t>
+        <w:t xml:space="preserve">Schindelin, J., Arganda-Carreras, I., Frise, E., Kaynig, V., Longair, M., Pietzsch, T.,</w:t>
       </w:r>
       <w:r>
         <w:t xml:space="preserve"> </w:t>
       </w:r>
       <w:r>
-        <w:t xml:space="preserve">“Fiji: An Open-Source Platform for Biological-Image Analysis.”</w:t>
-      </w:r>
+        <w:rPr>
+          <w:i/>
+          <w:iCs/>
+        </w:rPr>
+        <w:t xml:space="preserve">et al.</w:t>
+      </w:r>
+      <w:r>
+        <w:t xml:space="preserve"> 2012.</w:t>
+      </w:r>
+      <w:r>
+        <w:t xml:space="preserve"> </w:t>
+      </w:r>
+      <w:hyperlink r:id="rId115">
+        <w:r>
+          <w:rPr>
+            <w:rStyle w:val="Hyperlink"/>
+          </w:rPr>
+          <w:t xml:space="preserve">Fiji: An open-source platform for biological-image analysis.</w:t>
+        </w:r>
+      </w:hyperlink>
       <w:r>
         <w:t xml:space="preserve"> </w:t>
       </w:r>
@@ -7111,21 +7630,14 @@
         <w:t xml:space="preserve"> </w:t>
       </w:r>
       <w:r>
-        <w:t xml:space="preserve">9 (7): 676–82.</w:t>
-      </w:r>
-      <w:r>
-        <w:t xml:space="preserve"> </w:t>
-      </w:r>
-      <w:hyperlink r:id="rId115">
-        <w:r>
-          <w:rPr>
-            <w:rStyle w:val="Hyperlink"/>
-          </w:rPr>
-          <w:t xml:space="preserve">https://doi.org/10.1038/nmeth.2019</w:t>
-        </w:r>
-      </w:hyperlink>
-      <w:r>
-        <w:t xml:space="preserve">.</w:t>
+        <w:rPr>
+          <w:b/>
+          <w:bCs/>
+        </w:rPr>
+        <w:t xml:space="preserve">9</w:t>
+      </w:r>
+      <w:r>
+        <w:t xml:space="preserve">: 676–82.</w:t>
       </w:r>
     </w:p>
     <w:bookmarkEnd w:id="116"/>
@@ -7135,7 +7647,7 @@
         <w:pStyle w:val="Bibliography"/>
       </w:pPr>
       <w:r>
-        <w:t xml:space="preserve">Shuster, S. M., and M. J. Wade. 2003.</w:t>
+        <w:t xml:space="preserve">Shuster, S.M. &amp; Wade, M.J. 2003.</w:t>
       </w:r>
       <w:r>
         <w:t xml:space="preserve"> </w:t>
@@ -7200,13 +7712,21 @@
         <w:pStyle w:val="Bibliography"/>
       </w:pPr>
       <w:r>
-        <w:t xml:space="preserve">Snell-Rood, Emilie C., James David Van Dyken, Tami Cruickshank, Michael J. Wade, and Armin P. Moczek. 2010.</w:t>
+        <w:t xml:space="preserve">Snell-Rood, E.C., Van Dyken, J.D., Cruickshank, T., Wade, M.J. &amp; Moczek, A.P. 2010.</w:t>
       </w:r>
       <w:r>
         <w:t xml:space="preserve"> </w:t>
       </w:r>
-      <w:r>
-        <w:t xml:space="preserve">“Toward a Population Genetic Framework of Developmental Evolution: The Costs, Limits, and Consequences of Phenotypic Plasticity.”</w:t>
+      <w:hyperlink r:id="rId118">
+        <w:r>
+          <w:rPr>
+            <w:rStyle w:val="Hyperlink"/>
+          </w:rPr>
+          <w:t xml:space="preserve">Toward a population genetic framework of developmental evolution: The costs, limits, and consequences of phenotypic plasticity</w:t>
+        </w:r>
+      </w:hyperlink>
+      <w:r>
+        <w:t xml:space="preserve">.</w:t>
       </w:r>
       <w:r>
         <w:t xml:space="preserve"> </w:t>
@@ -7222,21 +7742,14 @@
         <w:t xml:space="preserve"> </w:t>
       </w:r>
       <w:r>
-        <w:t xml:space="preserve">32 (1): 71–81.</w:t>
-      </w:r>
-      <w:r>
-        <w:t xml:space="preserve"> </w:t>
-      </w:r>
-      <w:hyperlink r:id="rId118">
-        <w:r>
-          <w:rPr>
-            <w:rStyle w:val="Hyperlink"/>
-          </w:rPr>
-          <w:t xml:space="preserve">https://doi.org/10.1002/bies.200900132</w:t>
-        </w:r>
-      </w:hyperlink>
-      <w:r>
-        <w:t xml:space="preserve">.</w:t>
+        <w:rPr>
+          <w:b/>
+          <w:bCs/>
+        </w:rPr>
+        <w:t xml:space="preserve">32</w:t>
+      </w:r>
+      <w:r>
+        <w:t xml:space="preserve">: 71–81.</w:t>
       </w:r>
     </w:p>
     <w:bookmarkEnd w:id="119"/>
@@ -7246,13 +7759,21 @@
         <w:pStyle w:val="Bibliography"/>
       </w:pPr>
       <w:r>
-        <w:t xml:space="preserve">Tomkins, J. L., J. S. Kotiaho, and N. R. Lebas. 2005.</w:t>
+        <w:t xml:space="preserve">Tomkins, J.L., Kotiaho, J.S. &amp; Lebas, N.R. 2005.</w:t>
       </w:r>
       <w:r>
         <w:t xml:space="preserve"> </w:t>
       </w:r>
-      <w:r>
-        <w:t xml:space="preserve">“Phenotypic Plasticity in the Developmental Integration of Morphological Trade-Offs and Secondary Sexual Trait Compensation.”</w:t>
+      <w:hyperlink r:id="rId120">
+        <w:r>
+          <w:rPr>
+            <w:rStyle w:val="Hyperlink"/>
+          </w:rPr>
+          <w:t xml:space="preserve">Phenotypic plasticity in the developmental integration of morphological trade-offs and secondary sexual trait compensation</w:t>
+        </w:r>
+      </w:hyperlink>
+      <w:r>
+        <w:t xml:space="preserve">.</w:t>
       </w:r>
       <w:r>
         <w:t xml:space="preserve"> </w:t>
@@ -7268,21 +7789,14 @@
         <w:t xml:space="preserve"> </w:t>
       </w:r>
       <w:r>
-        <w:t xml:space="preserve">272 (1562): 543–51.</w:t>
-      </w:r>
-      <w:r>
-        <w:t xml:space="preserve"> </w:t>
-      </w:r>
-      <w:hyperlink r:id="rId120">
-        <w:r>
-          <w:rPr>
-            <w:rStyle w:val="Hyperlink"/>
-          </w:rPr>
-          <w:t xml:space="preserve">https://doi.org/10.1098/rspb.2004.2950</w:t>
-        </w:r>
-      </w:hyperlink>
-      <w:r>
-        <w:t xml:space="preserve">.</w:t>
+        <w:rPr>
+          <w:b/>
+          <w:bCs/>
+        </w:rPr>
+        <w:t xml:space="preserve">272</w:t>
+      </w:r>
+      <w:r>
+        <w:t xml:space="preserve">: 543–51.</w:t>
       </w:r>
     </w:p>
     <w:bookmarkEnd w:id="121"/>
@@ -7292,7 +7806,7 @@
         <w:pStyle w:val="Bibliography"/>
       </w:pPr>
       <w:r>
-        <w:t xml:space="preserve">West-Eberhard, Mary Jane. 2003.</w:t>
+        <w:t xml:space="preserve">West-Eberhard, M.J. 2003.</w:t>
       </w:r>
       <w:r>
         <w:t xml:space="preserve"> </w:t>
@@ -7347,7 +7861,7 @@
         <w:t xml:space="preserve">Evolution</w:t>
       </w:r>
       <w:r>
-        <w:t xml:space="preserve">. Oxford, UK: Oxford University Press.</w:t>
+        <w:t xml:space="preserve">. Oxford University Press, Oxford, UK.</w:t>
       </w:r>
     </w:p>
     <w:bookmarkEnd w:id="122"/>
@@ -7357,22 +7871,46 @@
         <w:pStyle w:val="Bibliography"/>
       </w:pPr>
       <w:r>
-        <w:t xml:space="preserve">Wickham, Hadley, Mara Averick, Jennifer Bryan, Winston Chang, Lucy D’Agostino McGowan, Romain François, Garrett Grolemund, et al. 2019.</w:t>
+        <w:t xml:space="preserve">Wickham, H., Averick, M., Bryan, J., Chang, W., McGowan, L.D., François, R.,</w:t>
       </w:r>
       <w:r>
         <w:t xml:space="preserve"> </w:t>
       </w:r>
       <w:r>
-        <w:t xml:space="preserve">“Welcome to the</w:t>
+        <w:rPr>
+          <w:i/>
+          <w:iCs/>
+        </w:rPr>
+        <w:t xml:space="preserve">et al.</w:t>
+      </w:r>
+      <w:r>
+        <w:t xml:space="preserve"> 2019.</w:t>
       </w:r>
       <w:r>
         <w:t xml:space="preserve"> </w:t>
       </w:r>
-      <w:r>
-        <w:t xml:space="preserve">Tidyverse</w:t>
-      </w:r>
-      <w:r>
-        <w:t xml:space="preserve">.”</w:t>
+      <w:hyperlink r:id="rId123">
+        <w:r>
+          <w:rPr>
+            <w:rStyle w:val="Hyperlink"/>
+          </w:rPr>
+          <w:t xml:space="preserve">Welcome to the</w:t>
+        </w:r>
+        <w:r>
+          <w:rPr>
+            <w:rStyle w:val="Hyperlink"/>
+          </w:rPr>
+          <w:t xml:space="preserve"> </w:t>
+        </w:r>
+        <w:r>
+          <w:rPr>
+            <w:rStyle w:val="Hyperlink"/>
+          </w:rPr>
+          <w:t xml:space="preserve">Tidyverse</w:t>
+        </w:r>
+      </w:hyperlink>
+      <w:r>
+        <w:t xml:space="preserve">.</w:t>
       </w:r>
       <w:r>
         <w:t xml:space="preserve"> </w:t>
@@ -7388,21 +7926,14 @@
         <w:t xml:space="preserve"> </w:t>
       </w:r>
       <w:r>
-        <w:t xml:space="preserve">4 (43): 1686.</w:t>
-      </w:r>
-      <w:r>
-        <w:t xml:space="preserve"> </w:t>
-      </w:r>
-      <w:hyperlink r:id="rId123">
-        <w:r>
-          <w:rPr>
-            <w:rStyle w:val="Hyperlink"/>
-          </w:rPr>
-          <w:t xml:space="preserve">https://doi.org/10.21105/joss.01686</w:t>
-        </w:r>
-      </w:hyperlink>
-      <w:r>
-        <w:t xml:space="preserve">.</w:t>
+        <w:rPr>
+          <w:b/>
+          <w:bCs/>
+        </w:rPr>
+        <w:t xml:space="preserve">4</w:t>
+      </w:r>
+      <w:r>
+        <w:t xml:space="preserve">: 1686.</w:t>
       </w:r>
     </w:p>
     <w:bookmarkEnd w:id="124"/>
@@ -7412,20 +7943,31 @@
         <w:pStyle w:val="Bibliography"/>
       </w:pPr>
       <w:r>
-        <w:t xml:space="preserve">Wilson, Alexander D. M., and Clint D. Kelly. 2019.</w:t>
+        <w:t xml:space="preserve">Wilson, A.D.M. &amp; Kelly, C.D. 2019.</w:t>
       </w:r>
       <w:r>
         <w:t xml:space="preserve"> </w:t>
       </w:r>
-      <w:r>
-        <w:t xml:space="preserve">“Do Alternative Reproductive Strategies in the</w:t>
-      </w:r>
-      <w:r>
-        <w:t xml:space="preserve"> </w:t>
-      </w:r>
-      <w:r>
-        <w:t xml:space="preserve">Ellington Tree Weta Represent Different Behavioural Types?”</w:t>
-      </w:r>
+      <w:hyperlink r:id="rId125">
+        <w:r>
+          <w:rPr>
+            <w:rStyle w:val="Hyperlink"/>
+          </w:rPr>
+          <w:t xml:space="preserve">Do alternative reproductive strategies in the</w:t>
+        </w:r>
+        <w:r>
+          <w:rPr>
+            <w:rStyle w:val="Hyperlink"/>
+          </w:rPr>
+          <w:t xml:space="preserve"> </w:t>
+        </w:r>
+        <w:r>
+          <w:rPr>
+            <w:rStyle w:val="Hyperlink"/>
+          </w:rPr>
+          <w:t xml:space="preserve">ellington tree weta represent different behavioural types?</w:t>
+        </w:r>
+      </w:hyperlink>
       <w:r>
         <w:t xml:space="preserve"> </w:t>
       </w:r>
@@ -7440,21 +7982,14 @@
         <w:t xml:space="preserve"> </w:t>
       </w:r>
       <w:r>
-        <w:t xml:space="preserve">125 (6): 380–91.</w:t>
-      </w:r>
-      <w:r>
-        <w:t xml:space="preserve"> </w:t>
-      </w:r>
-      <w:hyperlink r:id="rId125">
-        <w:r>
-          <w:rPr>
-            <w:rStyle w:val="Hyperlink"/>
-          </w:rPr>
-          <w:t xml:space="preserve">https://doi.org/10.1111/eth.12862</w:t>
-        </w:r>
-      </w:hyperlink>
-      <w:r>
-        <w:t xml:space="preserve">.</w:t>
+        <w:rPr>
+          <w:b/>
+          <w:bCs/>
+        </w:rPr>
+        <w:t xml:space="preserve">125</w:t>
+      </w:r>
+      <w:r>
+        <w:t xml:space="preserve">: 380–391. Wiley.</w:t>
       </w:r>
     </w:p>
     <w:bookmarkEnd w:id="126"/>
